--- a/Project Proposal.docx
+++ b/Project Proposal.docx
@@ -7,7 +7,7 @@
         <w:pStyle w:val="Title"/>
       </w:pPr>
       <w:r>
-        <w:t xml:space="preserve">Hall Sensed Magnetic Levitation Project Proposal</w:t>
+        <w:t xml:space="preserve">Magnetic Levitation Project Proposal</w:t>
       </w:r>
     </w:p>
     <w:p>
@@ -15,7 +15,7 @@
         <w:rPr>
           <w:sz w:val="18"/>
         </w:rPr>
-        <w:t xml:space="preserve">Stephen Kanti Mahanty and Ben Lertwachara  |  ENGR 155 </w:t>
+        <w:t xml:space="preserve">Stephen Kanti Mahanty and Ben Lertwachara  |  ENGR 155</w:t>
       </w:r>
     </w:p>
     <w:p>
@@ -23,17 +23,17 @@
         <w:pStyle w:val="Heading1"/>
       </w:pPr>
       <w:r>
-        <w:t xml:space="preserve">Project overview and acceptance specifications</w:t>
+        <w:t xml:space="preserve">Project overview and specifications</w:t>
       </w:r>
     </w:p>
     <w:p>
       <w:r>
-        <w:t xml:space="preserve">We will build a single-axis levitator that suspends a permanent-magnet object below an electromagnet. A local Wi-Fi webpage will command vertical gap, coil current and faults, and stop operation. The STM32 will control position; the FPGA will acquire sensors, regulate current and independently supervise the output.</w:t>
+        <w:t xml:space="preserve">Our project will suspend a small permanent magnet below an electromagnet and let the user change its height through a webpage. A Hall sensor will measure the magnetic field near the object. We will use this reading to estimate height and adjust the coil current to keep the object in place. We plan to use the STM32L432KC microcontroller (MCU), UPduino FPGA and course ESP8266 Wi-Fi module.</w:t>
       </w:r>
     </w:p>
     <w:p>
       <w:r>
-        <w:t xml:space="preserve">Our proposed acceptance tests are 30 seconds of continuous suspension at each of 8, 11 and 14 mm; mean absolute gap error no greater than 1 mm and recovery from a recorded 1 mm downward displacement without touching the coil. An independent ruler or camera measurement will verify height. Stop, loss of valid commands for 50 ms, overcurrent or the physical E-stop will disable drive.</w:t>
+        <w:t xml:space="preserve">The system will hold the object for 30 seconds at gaps of 8, 11 and 14 mm, with mean absolute height error no greater than 1 mm. We will check height with a ruler or camera and test recovery from a 1 mm downward displacement without touching the coil. The webpage will display height, current and faults. A stop command, overcurrent, E-stop or 50 ms without valid MCU commands will turn off coil drive.</w:t>
       </w:r>
     </w:p>
     <w:p>
@@ -41,17 +41,82 @@
         <w:pStyle w:val="Heading1"/>
       </w:pPr>
       <w:r>
-        <w:t xml:space="preserve">System components and interfaces</w:t>
+        <w:t xml:space="preserve">Two Options for Placement</w:t>
+      </w:r>
+    </w:p>
+    <w:p>
+      <w:r>
+        <w:rPr>
+          <w:b/>
+        </w:rPr>
+        <w:t xml:space="preserve">One sensor. </w:t>
+      </w:r>
+      <w:r>
+        <w:t xml:space="preserve">We will place one linear Hall sensor near the suspended magnet and record its voltage at known heights and coil currents. These measurements will give us a table or fitted curve for estimating height. This uses fewer parts, but a voltage change could come from either movement of the object or a change in coil current. We will therefore include measured current in the height estimate.</w:t>
+      </w:r>
+    </w:p>
+    <w:p>
+      <w:r>
+        <w:rPr>
+          <w:b/>
+        </w:rPr>
+        <w:t xml:space="preserve">Two sensors. </w:t>
+      </w:r>
+      <w:r>
+        <w:t xml:space="preserve">We will add a second Hall sensor at a different position to help distinguish the object’s field from the coil’s field. We will compare the two readings, scale them using calibration measurements and check whether this improves the height estimate. The second sensor will not automatically remove the coil’s field. We will test both arrangements and choose the one that measures height reliably over the required range.</w:t>
       </w:r>
     </w:p>
     <w:p>
       <w:pPr>
-        <w:spacing w:after="0"/>
+        <w:pStyle w:val="Heading1"/>
+      </w:pPr>
+      <w:r>
+        <w:t xml:space="preserve">Biggest challenge</w:t>
+      </w:r>
+    </w:p>
+    <w:p>
+      <w:r>
+        <w:t xml:space="preserve">Our biggest challenge is understanding how to use the Hall sensor to measure the object’s height. A Hall sensor measures magnetic field, not distance, and the electromagnet changes the same field we are trying to measure. We will first read the datasheet, check sensor orientation and voltage range, and move the supported object through known heights. Then we will repeat the measurements at different coil currents. This will show where to put the sensor, whether we need a second one and how to turn the readings into a useful height estimate before attempting levitation.</w:t>
+      </w:r>
+    </w:p>
+    <w:p>
+      <w:pPr>
+        <w:pStyle w:val="Heading1"/>
+      </w:pPr>
+      <w:r>
+        <w:t xml:space="preserve">Two ways to divide the control work</w:t>
+      </w:r>
+    </w:p>
+    <w:p>
+      <w:r>
+        <w:rPr>
+          <w:b/>
+        </w:rPr>
+        <w:t xml:space="preserve">Option 1: FPGA control </w:t>
+      </w:r>
+      <w:r>
+        <w:t xml:space="preserve">The FPGA will read the ADC, estimate height, calculate the required current and control the coil. The MCU will handle the webpage, commands and status. This keeps the control sequence together but requires more of the calibration and control calculations in FPGA logic.</w:t>
+      </w:r>
+    </w:p>
+    <w:p>
+      <w:r>
+        <w:rPr>
+          <w:b/>
+        </w:rPr>
+        <w:t xml:space="preserve">Option 2: Shared control (Preferred) </w:t>
+      </w:r>
+      <w:r>
+        <w:t xml:space="preserve">The MCU will connect directly to the ADC, read the sensors and calculate the current needed to hold the requested height. It will send both the measured and requested current to the FPGA. The FPGA will adjust the coil drive to make those currents match. This makes the Hall sensor experiments easier to change in C while giving the FPGA a separate control task.</w:t>
+      </w:r>
+    </w:p>
+    <w:p>
+      <w:pPr>
+        <w:spacing w:after="20"/>
       </w:pPr>
       <w:r>
         <w:drawing>
           <wp:inline distT="0" distB="0" distL="0" distR="0">
-            <wp:extent cx="6675120" cy="1881170"/>
+            <wp:extent cx="6675120" cy="2069287"/>
             <wp:effectExtent l="0" t="0" r="0" b="0"/>
             <wp:docPr id="1" name="Picture 1" descr=""/>
             <wp:cNvGraphicFramePr/>
@@ -73,7 +138,7 @@
                   <pic:spPr bwMode="auto">
                     <a:xfrm>
                       <a:off x="0" y="0"/>
-                      <a:ext cx="6675120" cy="1881170"/>
+                      <a:ext cx="6675120" cy="2069287"/>
                     </a:xfrm>
                     <a:prstGeom prst="rect">
                       <a:avLst/>
@@ -91,46 +156,7 @@
         <w:pStyle w:val="Caption"/>
       </w:pPr>
       <w:r>
-        <w:t xml:space="preserve">Figure 1  Complete signal path and physical output interlock. SPI 0 denotes mode 0.</w:t>
-      </w:r>
-    </w:p>
-    <w:p>
-      <w:pPr>
-        <w:pStyle w:val="Heading1"/>
-      </w:pPr>
-      <w:r>
-        <w:t xml:space="preserve">MCU design</w:t>
-      </w:r>
-    </w:p>
-    <w:p>
-      <w:r>
-        <w:t xml:space="preserve">The MCU will use SysTick at 1 ms, TIM2 timestamps, SPI1 at 1 MHz, USART1 at 125000 baud and a GPIO permit output. Each tick it will read a coherent sensor packet, estimate gap using the equation x = c0 + c1H1 + c2H2 + c3I, filter velocity and calculate a bounded PD/PID current request. Target ramping and integral anti-windup will limit transients. UART polling will serve the ESP8266 while control continues; stale telemetry or missed deadlines will remove permit. Estimation and feedback will make the project more difficult than a normal lab.</w:t>
-      </w:r>
-    </w:p>
-    <w:p>
-      <w:pPr>
-        <w:pStyle w:val="Heading1"/>
-      </w:pPr>
-      <w:r>
-        <w:t xml:space="preserve">FPGA design and new hardware</w:t>
-      </w:r>
-    </w:p>
-    <w:p>
-      <w:r>
-        <w:t xml:space="preserve">Using a nominal 24 MHz clock, the FPGA will interface with the MCP3204, a 12-bit ADC, across current and two Hall channels every 100 µs. A fixed-point PI controller will update current demand into 20 kHz PWM with duty capped at 90%. CRC and sequence checks, a 50 ms command watchdog, a 500 µs scan watchdog and latched faults will supervise operation. Autonomous acquisition, quantized feedback and fault gating will extend the FPGA work beyond the labs. New hardware includes two linear DRV5055 Hall sensors, the external ADC, INA240 current sensing and a switched coil power stage.</w:t>
-      </w:r>
-    </w:p>
-    <w:p>
-      <w:pPr>
-        <w:pStyle w:val="Heading1"/>
-      </w:pPr>
-      <w:r>
-        <w:t xml:space="preserve">Principal risk and first experiment</w:t>
-      </w:r>
-    </w:p>
-    <w:p>
-      <w:r>
-        <w:t xml:space="preserve">The Hall sensors measure both object and coil fields; two sensors alone do not cancel the coil contribution. We will clamp the object at known gaps, sweep measured current, fit the compensated estimator and validate on a separate sweep, including current steps at fixed position. Coil lift, orientation and heating will also be measured. A low-side MOSFET, flyback diode, shunt inside the recirculation loop, current comparator, fuse, E-stop and catch tray will support the controlled bring-up.</w:t>
+        <w:t xml:space="preserve">Both designs use one or two Hall sensors plus a current sensor. ADC means analog-to-digital converter; PWM switches coil power on and off. Coil current and magnet position affect the Hall readings, completing the feedback path. Wi-Fi links browser to ESP8266; UART links ESP8266 to MCU. In option 2, ADC and FPGA share the MCU SPI bus with separate chip-selects.</w:t>
       </w:r>
     </w:p>
     <w:p>
@@ -143,42 +169,35 @@
         <w:pStyle w:val="Heading1"/>
       </w:pPr>
       <w:r>
+        <w:t xml:space="preserve">MCU and FPGA design for option 2</w:t>
+      </w:r>
+    </w:p>
+    <w:p>
+      <w:r>
+        <w:t xml:space="preserve">The MCU will use SPI1 with separate chip-select pins for the MCP3204 ADC and FPGA. A timer will start sensor readings 5000 times per second; direct memory access (DMA) will help move SPI data. Every fifth reading, the MCU will estimate height and use position and motion feedback to update the requested current. USART1 will communicate with the ESP8266 at 125000 baud. A separate GPIO signal will permit coil operation. Reading an external ADC, calibrating the Hall measurements and running feedback control are the main MCU tasks.</w:t>
+      </w:r>
+    </w:p>
+    <w:p>
+      <w:r>
+        <w:t xml:space="preserve">The FPGA will compare measured and requested current 5000 times per second. Its PI controller will use the current error and accumulated error to adjust how long the coil stays on. It will generate 20 kHz PWM and turn off drive after 50 ms without valid commands or when a fault occurs. This adds current feedback and an independent shutdown timer beyond basic PWM. The power circuit will include a MOSFET, gate driver, flyback diode, current shunt and amplifier. A comparator and physical E-stop will disable the driver directly; a catch tray will support the object if it falls.</w:t>
+      </w:r>
+    </w:p>
+    <w:p>
+      <w:pPr>
+        <w:pStyle w:val="Heading1"/>
+      </w:pPr>
+      <w:r>
         <w:t xml:space="preserve">Performance calculations</w:t>
       </w:r>
     </w:p>
     <w:p>
       <w:r>
-        <w:t xml:space="preserve">The following calculations are estimates based on realistic values we will run; these values should provide a rough estimate of what we are running and measuring.</w:t>
+        <w:t xml:space="preserve">At 1 MHz SPI, each 24-clock ADC reading takes 24 µs. With a 1 µs gap, current plus one Hall sensor takes 50 µs; adding the second Hall sensor makes this 75 µs. An 8-byte MCU–FPGA packet takes 64 µs, or about 68 µs with chip-select gaps. The two-sensor case therefore uses 143 µs of each 200 µs sampling period, leaving 57 µs for processing and other work. The packet will carry measured current, requested current, sequence, flags and a checksum. We will measure actual timing before changing and tuning the controller.</w:t>
       </w:r>
     </w:p>
     <w:p>
       <w:r>
-        <w:t xml:space="preserve">PWM: 24 MHz / 1200 = 20 kHz; period 50 µs, duty step 1/1200 = 0.0833%. </w:t>
-      </w:r>
-    </w:p>
-    <w:p>
-      <w:r>
-        <w:t xml:space="preserve">ADC: 24 MHz / 28 = 0.857 MHz; three 24-clock transfers plus 1 µs gaps take about 87 µs of a 100 µs frame. </w:t>
-      </w:r>
-    </w:p>
-    <w:p>
-      <w:r>
-        <w:t xml:space="preserve">The 3.3 V, 12-bit scale is 3.3/4096 = 0.806 mV/count. With a 0.100 Ω shunt and gain 20, sensitivity is 2 V/A, or 0.403 mA/count; at 0.5 A the shunt dissipates I²R = 25 mW. </w:t>
-      </w:r>
-    </w:p>
-    <w:p>
-      <w:r>
-        <w:t xml:space="preserve">MCU link: 16 bytes × 8 / 1 MHz = 128 µs; with CS guards, at least 132 µs per 1 ms tick, or 13.2% utilization. </w:t>
-      </w:r>
-    </w:p>
-    <w:p>
-      <w:r>
-        <w:t xml:space="preserve">UART: 125000/10 = 12500 bytes/s, so a 2 KiB page takes about 164 ms and must transmit incrementally. </w:t>
-      </w:r>
-    </w:p>
-    <w:p>
-      <w:r>
-        <w:t xml:space="preserve">Estimated outer-loop delay is 2–3 ms; measure delay and step response before tuning. Required static lift is F(I,x) ≥ mg; coil resistance, inductance, object mass and thermal limits must be measured to establish current and supply ratings.</w:t>
+        <w:t xml:space="preserve">The ADC has 4096 levels, so 3.3 V / 4096 = 0.806 mV per count; height resolution still depends on calibration. With a 0.100 Ω shunt and amplifier gain of 20, current resolution is about 0.403 mA per count. At 0.5 A, shunt power is I²R = 25 mW. A 24 MHz FPGA clock divided by 1200 gives 20 kHz PWM.</w:t>
       </w:r>
     </w:p>
     <w:p>
@@ -187,11 +206,6 @@
       </w:pPr>
       <w:r>
         <w:t xml:space="preserve">Bill of materials and budget</w:t>
-      </w:r>
-    </w:p>
-    <w:p>
-      <w:r>
-        <w:t xml:space="preserve">The table includes every planned hardware category. Amounts are repository planning allowances, not supplier quotes; exact variants and ratings remain subject to characterization. Course hardware is already provided. Stockroom entries require availability confirmation.</w:t>
       </w:r>
     </w:p>
     <w:tbl>
@@ -210,9 +224,9 @@
         <w:tblLook w:val="04A0" w:firstRow="1" w:lastRow="0" w:firstColumn="1" w:lastColumn="0" w:noHBand="0" w:noVBand="1"/>
       </w:tblPr>
       <w:tblGrid>
-        <w:gridCol w:w="6509"/>
-        <w:gridCol w:w="907"/>
-        <w:gridCol w:w="1354"/>
+        <w:gridCol w:w="6235"/>
+        <w:gridCol w:w="1094"/>
+        <w:gridCol w:w="1440"/>
         <w:gridCol w:w="1742"/>
       </w:tblGrid>
       <w:tr>
@@ -222,13 +236,13 @@
         </w:trPr>
         <w:tc>
           <w:tcPr>
-            <w:tcW w:w="6509" w:type="dxa"/>
+            <w:tcW w:w="6235" w:type="dxa"/>
             <w:shd w:val="clear" w:color="auto" w:fill="E8EDF2"/>
             <w:tcMar>
               <w:top w:w="35" w:type="dxa"/>
-              <w:left w:w="70" w:type="dxa"/>
+              <w:left w:w="65" w:type="dxa"/>
               <w:bottom w:w="35" w:type="dxa"/>
-              <w:right w:w="70" w:type="dxa"/>
+              <w:right w:w="65" w:type="dxa"/>
             </w:tcMar>
             <w:vAlign w:val="center"/>
           </w:tcPr>
@@ -239,21 +253,21 @@
             <w:r>
               <w:rPr>
                 <w:b/>
-                <w:sz w:val="17"/>
+                <w:sz w:val="16"/>
               </w:rPr>
-              <w:t xml:space="preserve">Component or candidate part</w:t>
+              <w:t xml:space="preserve">Part or planned component</w:t>
             </w:r>
           </w:p>
         </w:tc>
         <w:tc>
           <w:tcPr>
-            <w:tcW w:w="907" w:type="dxa"/>
+            <w:tcW w:w="1094" w:type="dxa"/>
             <w:shd w:val="clear" w:color="auto" w:fill="E8EDF2"/>
             <w:tcMar>
               <w:top w:w="35" w:type="dxa"/>
-              <w:left w:w="70" w:type="dxa"/>
+              <w:left w:w="65" w:type="dxa"/>
               <w:bottom w:w="35" w:type="dxa"/>
-              <w:right w:w="70" w:type="dxa"/>
+              <w:right w:w="65" w:type="dxa"/>
             </w:tcMar>
             <w:vAlign w:val="center"/>
           </w:tcPr>
@@ -265,21 +279,21 @@
             <w:r>
               <w:rPr>
                 <w:b/>
-                <w:sz w:val="17"/>
+                <w:sz w:val="16"/>
               </w:rPr>
-              <w:t xml:space="preserve">Qty</w:t>
+              <w:t xml:space="preserve">Quantity</w:t>
             </w:r>
           </w:p>
         </w:tc>
         <w:tc>
           <w:tcPr>
-            <w:tcW w:w="1354" w:type="dxa"/>
+            <w:tcW w:w="1440" w:type="dxa"/>
             <w:shd w:val="clear" w:color="auto" w:fill="E8EDF2"/>
             <w:tcMar>
               <w:top w:w="35" w:type="dxa"/>
-              <w:left w:w="70" w:type="dxa"/>
+              <w:left w:w="65" w:type="dxa"/>
               <w:bottom w:w="35" w:type="dxa"/>
-              <w:right w:w="70" w:type="dxa"/>
+              <w:right w:w="65" w:type="dxa"/>
             </w:tcMar>
             <w:vAlign w:val="center"/>
           </w:tcPr>
@@ -291,9 +305,9 @@
             <w:r>
               <w:rPr>
                 <w:b/>
-                <w:sz w:val="17"/>
+                <w:sz w:val="16"/>
               </w:rPr>
-              <w:t xml:space="preserve">Unit USD</w:t>
+              <w:t xml:space="preserve">Unit cost</w:t>
             </w:r>
           </w:p>
         </w:tc>
@@ -303,9 +317,9 @@
             <w:shd w:val="clear" w:color="auto" w:fill="E8EDF2"/>
             <w:tcMar>
               <w:top w:w="35" w:type="dxa"/>
-              <w:left w:w="70" w:type="dxa"/>
+              <w:left w:w="65" w:type="dxa"/>
               <w:bottom w:w="35" w:type="dxa"/>
-              <w:right w:w="70" w:type="dxa"/>
+              <w:right w:w="65" w:type="dxa"/>
             </w:tcMar>
             <w:vAlign w:val="center"/>
           </w:tcPr>
@@ -317,9 +331,9 @@
             <w:r>
               <w:rPr>
                 <w:b/>
-                <w:sz w:val="17"/>
+                <w:sz w:val="16"/>
               </w:rPr>
-              <w:t xml:space="preserve">Extended USD</w:t>
+              <w:t xml:space="preserve">Total</w:t>
             </w:r>
           </w:p>
         </w:tc>
@@ -330,12 +344,12 @@
         </w:trPr>
         <w:tc>
           <w:tcPr>
-            <w:tcW w:w="6509" w:type="dxa"/>
+            <w:tcW w:w="6235" w:type="dxa"/>
             <w:tcMar>
               <w:top w:w="35" w:type="dxa"/>
-              <w:left w:w="70" w:type="dxa"/>
+              <w:left w:w="65" w:type="dxa"/>
               <w:bottom w:w="35" w:type="dxa"/>
-              <w:right w:w="70" w:type="dxa"/>
+              <w:right w:w="65" w:type="dxa"/>
             </w:tcMar>
             <w:vAlign w:val="center"/>
           </w:tcPr>
@@ -346,7 +360,7 @@
             <w:r>
               <w:rPr>
                 <w:b w:val="0"/>
-                <w:sz w:val="17"/>
+                <w:sz w:val="16"/>
               </w:rPr>
               <w:t xml:space="preserve">NUCLEO-L432KC; UPduino v3.1</w:t>
             </w:r>
@@ -354,12 +368,12 @@
         </w:tc>
         <w:tc>
           <w:tcPr>
-            <w:tcW w:w="907" w:type="dxa"/>
+            <w:tcW w:w="1094" w:type="dxa"/>
             <w:tcMar>
               <w:top w:w="35" w:type="dxa"/>
-              <w:left w:w="70" w:type="dxa"/>
+              <w:left w:w="65" w:type="dxa"/>
               <w:bottom w:w="35" w:type="dxa"/>
-              <w:right w:w="70" w:type="dxa"/>
+              <w:right w:w="65" w:type="dxa"/>
             </w:tcMar>
             <w:vAlign w:val="center"/>
           </w:tcPr>
@@ -371,7 +385,7 @@
             <w:r>
               <w:rPr>
                 <w:b w:val="0"/>
-                <w:sz w:val="17"/>
+                <w:sz w:val="16"/>
               </w:rPr>
               <w:t xml:space="preserve">1 each</w:t>
             </w:r>
@@ -379,12 +393,12 @@
         </w:tc>
         <w:tc>
           <w:tcPr>
-            <w:tcW w:w="1354" w:type="dxa"/>
+            <w:tcW w:w="1440" w:type="dxa"/>
             <w:tcMar>
               <w:top w:w="35" w:type="dxa"/>
-              <w:left w:w="70" w:type="dxa"/>
+              <w:left w:w="65" w:type="dxa"/>
               <w:bottom w:w="35" w:type="dxa"/>
-              <w:right w:w="70" w:type="dxa"/>
+              <w:right w:w="65" w:type="dxa"/>
             </w:tcMar>
             <w:vAlign w:val="center"/>
           </w:tcPr>
@@ -396,9 +410,9 @@
             <w:r>
               <w:rPr>
                 <w:b w:val="0"/>
-                <w:sz w:val="17"/>
+                <w:sz w:val="16"/>
               </w:rPr>
-              <w:t xml:space="preserve">Provided</w:t>
+              <w:t xml:space="preserve">Course kit</w:t>
             </w:r>
           </w:p>
         </w:tc>
@@ -407,9 +421,9 @@
             <w:tcW w:w="1742" w:type="dxa"/>
             <w:tcMar>
               <w:top w:w="35" w:type="dxa"/>
-              <w:left w:w="70" w:type="dxa"/>
+              <w:left w:w="65" w:type="dxa"/>
               <w:bottom w:w="35" w:type="dxa"/>
-              <w:right w:w="70" w:type="dxa"/>
+              <w:right w:w="65" w:type="dxa"/>
             </w:tcMar>
             <w:vAlign w:val="center"/>
           </w:tcPr>
@@ -421,9 +435,9 @@
             <w:r>
               <w:rPr>
                 <w:b w:val="0"/>
-                <w:sz w:val="17"/>
+                <w:sz w:val="16"/>
               </w:rPr>
-              <w:t xml:space="preserve">0</w:t>
+              <w:t xml:space="preserve">$0</w:t>
             </w:r>
           </w:p>
         </w:tc>
@@ -434,12 +448,12 @@
         </w:trPr>
         <w:tc>
           <w:tcPr>
-            <w:tcW w:w="6509" w:type="dxa"/>
+            <w:tcW w:w="6235" w:type="dxa"/>
             <w:tcMar>
               <w:top w:w="35" w:type="dxa"/>
-              <w:left w:w="70" w:type="dxa"/>
+              <w:left w:w="65" w:type="dxa"/>
               <w:bottom w:w="35" w:type="dxa"/>
-              <w:right w:w="70" w:type="dxa"/>
+              <w:right w:w="65" w:type="dxa"/>
             </w:tcMar>
             <w:vAlign w:val="center"/>
           </w:tcPr>
@@ -450,20 +464,20 @@
             <w:r>
               <w:rPr>
                 <w:b w:val="0"/>
-                <w:sz w:val="17"/>
+                <w:sz w:val="16"/>
               </w:rPr>
-              <w:t xml:space="preserve">Course ESP8266; frame and catch tray</w:t>
+              <w:t xml:space="preserve">ESP8266; frame; catch tray</w:t>
             </w:r>
           </w:p>
         </w:tc>
         <w:tc>
           <w:tcPr>
-            <w:tcW w:w="907" w:type="dxa"/>
+            <w:tcW w:w="1094" w:type="dxa"/>
             <w:tcMar>
               <w:top w:w="35" w:type="dxa"/>
-              <w:left w:w="70" w:type="dxa"/>
+              <w:left w:w="65" w:type="dxa"/>
               <w:bottom w:w="35" w:type="dxa"/>
-              <w:right w:w="70" w:type="dxa"/>
+              <w:right w:w="65" w:type="dxa"/>
             </w:tcMar>
             <w:vAlign w:val="center"/>
           </w:tcPr>
@@ -475,7 +489,7 @@
             <w:r>
               <w:rPr>
                 <w:b w:val="0"/>
-                <w:sz w:val="17"/>
+                <w:sz w:val="16"/>
               </w:rPr>
               <w:t xml:space="preserve">1 each</w:t>
             </w:r>
@@ -483,12 +497,12 @@
         </w:tc>
         <w:tc>
           <w:tcPr>
-            <w:tcW w:w="1354" w:type="dxa"/>
+            <w:tcW w:w="1440" w:type="dxa"/>
             <w:tcMar>
               <w:top w:w="35" w:type="dxa"/>
-              <w:left w:w="70" w:type="dxa"/>
+              <w:left w:w="65" w:type="dxa"/>
               <w:bottom w:w="35" w:type="dxa"/>
-              <w:right w:w="70" w:type="dxa"/>
+              <w:right w:w="65" w:type="dxa"/>
             </w:tcMar>
             <w:vAlign w:val="center"/>
           </w:tcPr>
@@ -500,9 +514,9 @@
             <w:r>
               <w:rPr>
                 <w:b w:val="0"/>
-                <w:sz w:val="17"/>
+                <w:sz w:val="16"/>
               </w:rPr>
-              <w:t xml:space="preserve">Stockroom</w:t>
+              <w:t xml:space="preserve">Stockroom*</w:t>
             </w:r>
           </w:p>
         </w:tc>
@@ -511,9 +525,9 @@
             <w:tcW w:w="1742" w:type="dxa"/>
             <w:tcMar>
               <w:top w:w="35" w:type="dxa"/>
-              <w:left w:w="70" w:type="dxa"/>
+              <w:left w:w="65" w:type="dxa"/>
               <w:bottom w:w="35" w:type="dxa"/>
-              <w:right w:w="70" w:type="dxa"/>
+              <w:right w:w="65" w:type="dxa"/>
             </w:tcMar>
             <w:vAlign w:val="center"/>
           </w:tcPr>
@@ -525,9 +539,9 @@
             <w:r>
               <w:rPr>
                 <w:b w:val="0"/>
-                <w:sz w:val="17"/>
+                <w:sz w:val="16"/>
               </w:rPr>
-              <w:t xml:space="preserve">0</w:t>
+              <w:t xml:space="preserve">$0*</w:t>
             </w:r>
           </w:p>
         </w:tc>
@@ -538,12 +552,12 @@
         </w:trPr>
         <w:tc>
           <w:tcPr>
-            <w:tcW w:w="6509" w:type="dxa"/>
+            <w:tcW w:w="6235" w:type="dxa"/>
             <w:tcMar>
               <w:top w:w="35" w:type="dxa"/>
-              <w:left w:w="70" w:type="dxa"/>
+              <w:left w:w="65" w:type="dxa"/>
               <w:bottom w:w="35" w:type="dxa"/>
-              <w:right w:w="70" w:type="dxa"/>
+              <w:right w:w="65" w:type="dxa"/>
             </w:tcMar>
             <w:vAlign w:val="center"/>
           </w:tcPr>
@@ -554,20 +568,20 @@
             <w:r>
               <w:rPr>
                 <w:b w:val="0"/>
-                <w:sz w:val="17"/>
+                <w:sz w:val="16"/>
               </w:rPr>
-              <w:t xml:space="preserve">Bench supply; fuse, E-stop and connectors</w:t>
+              <w:t xml:space="preserve">Bench supply; fuse; E-stop; connectors</w:t>
             </w:r>
           </w:p>
         </w:tc>
         <w:tc>
           <w:tcPr>
-            <w:tcW w:w="907" w:type="dxa"/>
+            <w:tcW w:w="1094" w:type="dxa"/>
             <w:tcMar>
               <w:top w:w="35" w:type="dxa"/>
-              <w:left w:w="70" w:type="dxa"/>
+              <w:left w:w="65" w:type="dxa"/>
               <w:bottom w:w="35" w:type="dxa"/>
-              <w:right w:w="70" w:type="dxa"/>
+              <w:right w:w="65" w:type="dxa"/>
             </w:tcMar>
             <w:vAlign w:val="center"/>
           </w:tcPr>
@@ -579,7 +593,7 @@
             <w:r>
               <w:rPr>
                 <w:b w:val="0"/>
-                <w:sz w:val="17"/>
+                <w:sz w:val="16"/>
               </w:rPr>
               <w:t xml:space="preserve">1 set</w:t>
             </w:r>
@@ -587,12 +601,12 @@
         </w:tc>
         <w:tc>
           <w:tcPr>
-            <w:tcW w:w="1354" w:type="dxa"/>
+            <w:tcW w:w="1440" w:type="dxa"/>
             <w:tcMar>
               <w:top w:w="35" w:type="dxa"/>
-              <w:left w:w="70" w:type="dxa"/>
+              <w:left w:w="65" w:type="dxa"/>
               <w:bottom w:w="35" w:type="dxa"/>
-              <w:right w:w="70" w:type="dxa"/>
+              <w:right w:w="65" w:type="dxa"/>
             </w:tcMar>
             <w:vAlign w:val="center"/>
           </w:tcPr>
@@ -604,9 +618,9 @@
             <w:r>
               <w:rPr>
                 <w:b w:val="0"/>
-                <w:sz w:val="17"/>
+                <w:sz w:val="16"/>
               </w:rPr>
-              <w:t xml:space="preserve">Stockroom</w:t>
+              <w:t xml:space="preserve">Stockroom*</w:t>
             </w:r>
           </w:p>
         </w:tc>
@@ -615,67 +629,9 @@
             <w:tcW w:w="1742" w:type="dxa"/>
             <w:tcMar>
               <w:top w:w="35" w:type="dxa"/>
-              <w:left w:w="70" w:type="dxa"/>
+              <w:left w:w="65" w:type="dxa"/>
               <w:bottom w:w="35" w:type="dxa"/>
-              <w:right w:w="70" w:type="dxa"/>
-            </w:tcMar>
-            <w:vAlign w:val="center"/>
-          </w:tcPr>
-          <w:p>
-            <w:pPr>
-              <w:spacing w:after="0" w:line="240" w:lineRule="auto"/>
-              <w:jc w:val="center"/>
-              <w:rPr>
-                <w:b w:val="0"/>
-                <w:sz w:val="17"/>
-              </w:rPr>
-            </w:pPr>
-            <w:r>
-              <w:rPr>
-                <w:b w:val="0"/>
-                <w:sz w:val="17"/>
-              </w:rPr>
-              <w:t xml:space="preserve">0</w:t>
-            </w:r>
-          </w:p>
-        </w:tc>
-      </w:tr>
-      <w:tr>
-        <w:trPr>
-          <w:cantSplit/>
-        </w:trPr>
-        <w:tc>
-          <w:tcPr>
-            <w:tcW w:w="6509" w:type="dxa"/>
-            <w:tcMar>
-              <w:top w:w="35" w:type="dxa"/>
-              <w:left w:w="70" w:type="dxa"/>
-              <w:bottom w:w="35" w:type="dxa"/>
-              <w:right w:w="70" w:type="dxa"/>
-            </w:tcMar>
-            <w:vAlign w:val="center"/>
-          </w:tcPr>
-          <w:p>
-            <w:pPr>
-              <w:spacing w:after="0" w:line="240" w:lineRule="auto"/>
-            </w:pPr>
-            <w:r>
-              <w:rPr>
-                <w:b w:val="0"/>
-                <w:sz w:val="17"/>
-              </w:rPr>
-              <w:t xml:space="preserve">DRV5055A3 or A4 linear Hall sensor</w:t>
-            </w:r>
-          </w:p>
-        </w:tc>
-        <w:tc>
-          <w:tcPr>
-            <w:tcW w:w="907" w:type="dxa"/>
-            <w:tcMar>
-              <w:top w:w="35" w:type="dxa"/>
-              <w:left w:w="70" w:type="dxa"/>
-              <w:bottom w:w="35" w:type="dxa"/>
-              <w:right w:w="70" w:type="dxa"/>
+              <w:right w:w="65" w:type="dxa"/>
             </w:tcMar>
             <w:vAlign w:val="center"/>
           </w:tcPr>
@@ -687,20 +643,49 @@
             <w:r>
               <w:rPr>
                 <w:b w:val="0"/>
-                <w:sz w:val="17"/>
+                <w:sz w:val="16"/>
               </w:rPr>
-              <w:t xml:space="preserve">2</w:t>
+              <w:t xml:space="preserve">$0*</w:t>
+            </w:r>
+          </w:p>
+        </w:tc>
+      </w:tr>
+      <w:tr>
+        <w:trPr>
+          <w:cantSplit/>
+        </w:trPr>
+        <w:tc>
+          <w:tcPr>
+            <w:tcW w:w="6235" w:type="dxa"/>
+            <w:tcMar>
+              <w:top w:w="35" w:type="dxa"/>
+              <w:left w:w="65" w:type="dxa"/>
+              <w:bottom w:w="35" w:type="dxa"/>
+              <w:right w:w="65" w:type="dxa"/>
+            </w:tcMar>
+            <w:vAlign w:val="center"/>
+          </w:tcPr>
+          <w:p>
+            <w:pPr>
+              <w:spacing w:after="0" w:line="240" w:lineRule="auto"/>
+            </w:pPr>
+            <w:r>
+              <w:rPr>
+                <w:b w:val="0"/>
+                <w:sz w:val="16"/>
+              </w:rPr>
+              <w:t xml:space="preserve">DRV5055A3 or A4 linear Hall sensor</w:t>
             </w:r>
           </w:p>
         </w:tc>
         <w:tc>
           <w:tcPr>
-            <w:tcW w:w="1354" w:type="dxa"/>
+            <w:tcW w:w="1094" w:type="dxa"/>
             <w:tcMar>
               <w:top w:w="35" w:type="dxa"/>
-              <w:left w:w="70" w:type="dxa"/>
+              <w:left w:w="65" w:type="dxa"/>
               <w:bottom w:w="35" w:type="dxa"/>
-              <w:right w:w="70" w:type="dxa"/>
+              <w:right w:w="65" w:type="dxa"/>
             </w:tcMar>
             <w:vAlign w:val="center"/>
           </w:tcPr>
@@ -712,20 +697,20 @@
             <w:r>
               <w:rPr>
                 <w:b w:val="0"/>
-                <w:sz w:val="17"/>
+                <w:sz w:val="16"/>
               </w:rPr>
-              <w:t xml:space="preserve">3</w:t>
+              <w:t xml:space="preserve">1 or 2</w:t>
             </w:r>
           </w:p>
         </w:tc>
         <w:tc>
           <w:tcPr>
-            <w:tcW w:w="1742" w:type="dxa"/>
+            <w:tcW w:w="1440" w:type="dxa"/>
             <w:tcMar>
               <w:top w:w="35" w:type="dxa"/>
-              <w:left w:w="70" w:type="dxa"/>
+              <w:left w:w="65" w:type="dxa"/>
               <w:bottom w:w="35" w:type="dxa"/>
-              <w:right w:w="70" w:type="dxa"/>
+              <w:right w:w="65" w:type="dxa"/>
             </w:tcMar>
             <w:vAlign w:val="center"/>
           </w:tcPr>
@@ -737,49 +722,20 @@
             <w:r>
               <w:rPr>
                 <w:b w:val="0"/>
-                <w:sz w:val="17"/>
+                <w:sz w:val="16"/>
               </w:rPr>
-              <w:t xml:space="preserve">6</w:t>
-            </w:r>
-          </w:p>
-        </w:tc>
-      </w:tr>
-      <w:tr>
-        <w:trPr>
-          <w:cantSplit/>
-        </w:trPr>
-        <w:tc>
-          <w:tcPr>
-            <w:tcW w:w="6509" w:type="dxa"/>
-            <w:tcMar>
-              <w:top w:w="35" w:type="dxa"/>
-              <w:left w:w="70" w:type="dxa"/>
-              <w:bottom w:w="35" w:type="dxa"/>
-              <w:right w:w="70" w:type="dxa"/>
-            </w:tcMar>
-            <w:vAlign w:val="center"/>
-          </w:tcPr>
-          <w:p>
-            <w:pPr>
-              <w:spacing w:after="0" w:line="240" w:lineRule="auto"/>
-            </w:pPr>
-            <w:r>
-              <w:rPr>
-                <w:b w:val="0"/>
-                <w:sz w:val="17"/>
-              </w:rPr>
-              <w:t xml:space="preserve">MCP3204-CI/P 12-bit ADC</w:t>
+              <w:t xml:space="preserve">$3</w:t>
             </w:r>
           </w:p>
         </w:tc>
         <w:tc>
           <w:tcPr>
-            <w:tcW w:w="907" w:type="dxa"/>
+            <w:tcW w:w="1742" w:type="dxa"/>
             <w:tcMar>
               <w:top w:w="35" w:type="dxa"/>
-              <w:left w:w="70" w:type="dxa"/>
+              <w:left w:w="65" w:type="dxa"/>
               <w:bottom w:w="35" w:type="dxa"/>
-              <w:right w:w="70" w:type="dxa"/>
+              <w:right w:w="65" w:type="dxa"/>
             </w:tcMar>
             <w:vAlign w:val="center"/>
           </w:tcPr>
@@ -791,20 +747,49 @@
             <w:r>
               <w:rPr>
                 <w:b w:val="0"/>
-                <w:sz w:val="17"/>
+                <w:sz w:val="16"/>
               </w:rPr>
-              <w:t xml:space="preserve">1</w:t>
+              <w:t xml:space="preserve">$3 or $6</w:t>
+            </w:r>
+          </w:p>
+        </w:tc>
+      </w:tr>
+      <w:tr>
+        <w:trPr>
+          <w:cantSplit/>
+        </w:trPr>
+        <w:tc>
+          <w:tcPr>
+            <w:tcW w:w="6235" w:type="dxa"/>
+            <w:tcMar>
+              <w:top w:w="35" w:type="dxa"/>
+              <w:left w:w="65" w:type="dxa"/>
+              <w:bottom w:w="35" w:type="dxa"/>
+              <w:right w:w="65" w:type="dxa"/>
+            </w:tcMar>
+            <w:vAlign w:val="center"/>
+          </w:tcPr>
+          <w:p>
+            <w:pPr>
+              <w:spacing w:after="0" w:line="240" w:lineRule="auto"/>
+            </w:pPr>
+            <w:r>
+              <w:rPr>
+                <w:b w:val="0"/>
+                <w:sz w:val="16"/>
+              </w:rPr>
+              <w:t xml:space="preserve">MCP3204-CI/P ADC</w:t>
             </w:r>
           </w:p>
         </w:tc>
         <w:tc>
           <w:tcPr>
-            <w:tcW w:w="1354" w:type="dxa"/>
+            <w:tcW w:w="1094" w:type="dxa"/>
             <w:tcMar>
               <w:top w:w="35" w:type="dxa"/>
-              <w:left w:w="70" w:type="dxa"/>
+              <w:left w:w="65" w:type="dxa"/>
               <w:bottom w:w="35" w:type="dxa"/>
-              <w:right w:w="70" w:type="dxa"/>
+              <w:right w:w="65" w:type="dxa"/>
             </w:tcMar>
             <w:vAlign w:val="center"/>
           </w:tcPr>
@@ -816,20 +801,20 @@
             <w:r>
               <w:rPr>
                 <w:b w:val="0"/>
-                <w:sz w:val="17"/>
+                <w:sz w:val="16"/>
               </w:rPr>
-              <w:t xml:space="preserve">6</w:t>
+              <w:t xml:space="preserve">1</w:t>
             </w:r>
           </w:p>
         </w:tc>
         <w:tc>
           <w:tcPr>
-            <w:tcW w:w="1742" w:type="dxa"/>
+            <w:tcW w:w="1440" w:type="dxa"/>
             <w:tcMar>
               <w:top w:w="35" w:type="dxa"/>
-              <w:left w:w="70" w:type="dxa"/>
+              <w:left w:w="65" w:type="dxa"/>
               <w:bottom w:w="35" w:type="dxa"/>
-              <w:right w:w="70" w:type="dxa"/>
+              <w:right w:w="65" w:type="dxa"/>
             </w:tcMar>
             <w:vAlign w:val="center"/>
           </w:tcPr>
@@ -841,49 +826,20 @@
             <w:r>
               <w:rPr>
                 <w:b w:val="0"/>
-                <w:sz w:val="17"/>
+                <w:sz w:val="16"/>
               </w:rPr>
-              <w:t xml:space="preserve">6</w:t>
-            </w:r>
-          </w:p>
-        </w:tc>
-      </w:tr>
-      <w:tr>
-        <w:trPr>
-          <w:cantSplit/>
-        </w:trPr>
-        <w:tc>
-          <w:tcPr>
-            <w:tcW w:w="6509" w:type="dxa"/>
-            <w:tcMar>
-              <w:top w:w="35" w:type="dxa"/>
-              <w:left w:w="70" w:type="dxa"/>
-              <w:bottom w:w="35" w:type="dxa"/>
-              <w:right w:w="70" w:type="dxa"/>
-            </w:tcMar>
-            <w:vAlign w:val="center"/>
-          </w:tcPr>
-          <w:p>
-            <w:pPr>
-              <w:spacing w:after="0" w:line="240" w:lineRule="auto"/>
-            </w:pPr>
-            <w:r>
-              <w:rPr>
-                <w:b w:val="0"/>
-                <w:sz w:val="17"/>
-              </w:rPr>
-              <w:t xml:space="preserve">INA240A1 current amplifier</w:t>
+              <w:t xml:space="preserve">$6</w:t>
             </w:r>
           </w:p>
         </w:tc>
         <w:tc>
           <w:tcPr>
-            <w:tcW w:w="907" w:type="dxa"/>
+            <w:tcW w:w="1742" w:type="dxa"/>
             <w:tcMar>
               <w:top w:w="35" w:type="dxa"/>
-              <w:left w:w="70" w:type="dxa"/>
+              <w:left w:w="65" w:type="dxa"/>
               <w:bottom w:w="35" w:type="dxa"/>
-              <w:right w:w="70" w:type="dxa"/>
+              <w:right w:w="65" w:type="dxa"/>
             </w:tcMar>
             <w:vAlign w:val="center"/>
           </w:tcPr>
@@ -895,20 +851,49 @@
             <w:r>
               <w:rPr>
                 <w:b w:val="0"/>
-                <w:sz w:val="17"/>
+                <w:sz w:val="16"/>
               </w:rPr>
-              <w:t xml:space="preserve">1</w:t>
+              <w:t xml:space="preserve">$6</w:t>
+            </w:r>
+          </w:p>
+        </w:tc>
+      </w:tr>
+      <w:tr>
+        <w:trPr>
+          <w:cantSplit/>
+        </w:trPr>
+        <w:tc>
+          <w:tcPr>
+            <w:tcW w:w="6235" w:type="dxa"/>
+            <w:tcMar>
+              <w:top w:w="35" w:type="dxa"/>
+              <w:left w:w="65" w:type="dxa"/>
+              <w:bottom w:w="35" w:type="dxa"/>
+              <w:right w:w="65" w:type="dxa"/>
+            </w:tcMar>
+            <w:vAlign w:val="center"/>
+          </w:tcPr>
+          <w:p>
+            <w:pPr>
+              <w:spacing w:after="0" w:line="240" w:lineRule="auto"/>
+            </w:pPr>
+            <w:r>
+              <w:rPr>
+                <w:b w:val="0"/>
+                <w:sz w:val="16"/>
+              </w:rPr>
+              <w:t xml:space="preserve">INA240A1 current amplifier</w:t>
             </w:r>
           </w:p>
         </w:tc>
         <w:tc>
           <w:tcPr>
-            <w:tcW w:w="1354" w:type="dxa"/>
+            <w:tcW w:w="1094" w:type="dxa"/>
             <w:tcMar>
               <w:top w:w="35" w:type="dxa"/>
-              <w:left w:w="70" w:type="dxa"/>
+              <w:left w:w="65" w:type="dxa"/>
               <w:bottom w:w="35" w:type="dxa"/>
-              <w:right w:w="70" w:type="dxa"/>
+              <w:right w:w="65" w:type="dxa"/>
             </w:tcMar>
             <w:vAlign w:val="center"/>
           </w:tcPr>
@@ -920,20 +905,20 @@
             <w:r>
               <w:rPr>
                 <w:b w:val="0"/>
-                <w:sz w:val="17"/>
+                <w:sz w:val="16"/>
               </w:rPr>
-              <w:t xml:space="preserve">4</w:t>
+              <w:t xml:space="preserve">1</w:t>
             </w:r>
           </w:p>
         </w:tc>
         <w:tc>
           <w:tcPr>
-            <w:tcW w:w="1742" w:type="dxa"/>
+            <w:tcW w:w="1440" w:type="dxa"/>
             <w:tcMar>
               <w:top w:w="35" w:type="dxa"/>
-              <w:left w:w="70" w:type="dxa"/>
+              <w:left w:w="65" w:type="dxa"/>
               <w:bottom w:w="35" w:type="dxa"/>
-              <w:right w:w="70" w:type="dxa"/>
+              <w:right w:w="65" w:type="dxa"/>
             </w:tcMar>
             <w:vAlign w:val="center"/>
           </w:tcPr>
@@ -945,49 +930,20 @@
             <w:r>
               <w:rPr>
                 <w:b w:val="0"/>
-                <w:sz w:val="17"/>
+                <w:sz w:val="16"/>
               </w:rPr>
-              <w:t xml:space="preserve">4</w:t>
-            </w:r>
-          </w:p>
-        </w:tc>
-      </w:tr>
-      <w:tr>
-        <w:trPr>
-          <w:cantSplit/>
-        </w:trPr>
-        <w:tc>
-          <w:tcPr>
-            <w:tcW w:w="6509" w:type="dxa"/>
-            <w:tcMar>
-              <w:top w:w="35" w:type="dxa"/>
-              <w:left w:w="70" w:type="dxa"/>
-              <w:bottom w:w="35" w:type="dxa"/>
-              <w:right w:w="70" w:type="dxa"/>
-            </w:tcMar>
-            <w:vAlign w:val="center"/>
-          </w:tcPr>
-          <w:p>
-            <w:pPr>
-              <w:spacing w:after="0" w:line="240" w:lineRule="auto"/>
-            </w:pPr>
-            <w:r>
-              <w:rPr>
-                <w:b w:val="0"/>
-                <w:sz w:val="17"/>
-              </w:rPr>
-              <w:t xml:space="preserve">0.100 Ω 1% shunt, rated at least 1 W</w:t>
+              <w:t xml:space="preserve">$4</w:t>
             </w:r>
           </w:p>
         </w:tc>
         <w:tc>
           <w:tcPr>
-            <w:tcW w:w="907" w:type="dxa"/>
+            <w:tcW w:w="1742" w:type="dxa"/>
             <w:tcMar>
               <w:top w:w="35" w:type="dxa"/>
-              <w:left w:w="70" w:type="dxa"/>
+              <w:left w:w="65" w:type="dxa"/>
               <w:bottom w:w="35" w:type="dxa"/>
-              <w:right w:w="70" w:type="dxa"/>
+              <w:right w:w="65" w:type="dxa"/>
             </w:tcMar>
             <w:vAlign w:val="center"/>
           </w:tcPr>
@@ -999,20 +955,49 @@
             <w:r>
               <w:rPr>
                 <w:b w:val="0"/>
-                <w:sz w:val="17"/>
+                <w:sz w:val="16"/>
               </w:rPr>
-              <w:t xml:space="preserve">1</w:t>
+              <w:t xml:space="preserve">$4</w:t>
+            </w:r>
+          </w:p>
+        </w:tc>
+      </w:tr>
+      <w:tr>
+        <w:trPr>
+          <w:cantSplit/>
+        </w:trPr>
+        <w:tc>
+          <w:tcPr>
+            <w:tcW w:w="6235" w:type="dxa"/>
+            <w:tcMar>
+              <w:top w:w="35" w:type="dxa"/>
+              <w:left w:w="65" w:type="dxa"/>
+              <w:bottom w:w="35" w:type="dxa"/>
+              <w:right w:w="65" w:type="dxa"/>
+            </w:tcMar>
+            <w:vAlign w:val="center"/>
+          </w:tcPr>
+          <w:p>
+            <w:pPr>
+              <w:spacing w:after="0" w:line="240" w:lineRule="auto"/>
+            </w:pPr>
+            <w:r>
+              <w:rPr>
+                <w:b w:val="0"/>
+                <w:sz w:val="16"/>
+              </w:rPr>
+              <w:t xml:space="preserve">0.100 Ω 1% shunt, at least 1 W</w:t>
             </w:r>
           </w:p>
         </w:tc>
         <w:tc>
           <w:tcPr>
-            <w:tcW w:w="1354" w:type="dxa"/>
+            <w:tcW w:w="1094" w:type="dxa"/>
             <w:tcMar>
               <w:top w:w="35" w:type="dxa"/>
-              <w:left w:w="70" w:type="dxa"/>
+              <w:left w:w="65" w:type="dxa"/>
               <w:bottom w:w="35" w:type="dxa"/>
-              <w:right w:w="70" w:type="dxa"/>
+              <w:right w:w="65" w:type="dxa"/>
             </w:tcMar>
             <w:vAlign w:val="center"/>
           </w:tcPr>
@@ -1024,7 +1009,7 @@
             <w:r>
               <w:rPr>
                 <w:b w:val="0"/>
-                <w:sz w:val="17"/>
+                <w:sz w:val="16"/>
               </w:rPr>
               <w:t xml:space="preserve">1</w:t>
             </w:r>
@@ -1032,12 +1017,12 @@
         </w:tc>
         <w:tc>
           <w:tcPr>
-            <w:tcW w:w="1742" w:type="dxa"/>
+            <w:tcW w:w="1440" w:type="dxa"/>
             <w:tcMar>
               <w:top w:w="35" w:type="dxa"/>
-              <w:left w:w="70" w:type="dxa"/>
+              <w:left w:w="65" w:type="dxa"/>
               <w:bottom w:w="35" w:type="dxa"/>
-              <w:right w:w="70" w:type="dxa"/>
+              <w:right w:w="65" w:type="dxa"/>
             </w:tcMar>
             <w:vAlign w:val="center"/>
           </w:tcPr>
@@ -1049,49 +1034,20 @@
             <w:r>
               <w:rPr>
                 <w:b w:val="0"/>
-                <w:sz w:val="17"/>
+                <w:sz w:val="16"/>
               </w:rPr>
-              <w:t xml:space="preserve">1</w:t>
-            </w:r>
-          </w:p>
-        </w:tc>
-      </w:tr>
-      <w:tr>
-        <w:trPr>
-          <w:cantSplit/>
-        </w:trPr>
-        <w:tc>
-          <w:tcPr>
-            <w:tcW w:w="6509" w:type="dxa"/>
-            <w:tcMar>
-              <w:top w:w="35" w:type="dxa"/>
-              <w:left w:w="70" w:type="dxa"/>
-              <w:bottom w:w="35" w:type="dxa"/>
-              <w:right w:w="70" w:type="dxa"/>
-            </w:tcMar>
-            <w:vAlign w:val="center"/>
-          </w:tcPr>
-          <w:p>
-            <w:pPr>
-              <w:spacing w:after="0" w:line="240" w:lineRule="auto"/>
-            </w:pPr>
-            <w:r>
-              <w:rPr>
-                <w:b w:val="0"/>
-                <w:sz w:val="17"/>
-              </w:rPr>
-              <w:t xml:space="preserve">UCC27511 gate driver</w:t>
+              <w:t xml:space="preserve">$1</w:t>
             </w:r>
           </w:p>
         </w:tc>
         <w:tc>
           <w:tcPr>
-            <w:tcW w:w="907" w:type="dxa"/>
+            <w:tcW w:w="1742" w:type="dxa"/>
             <w:tcMar>
               <w:top w:w="35" w:type="dxa"/>
-              <w:left w:w="70" w:type="dxa"/>
+              <w:left w:w="65" w:type="dxa"/>
               <w:bottom w:w="35" w:type="dxa"/>
-              <w:right w:w="70" w:type="dxa"/>
+              <w:right w:w="65" w:type="dxa"/>
             </w:tcMar>
             <w:vAlign w:val="center"/>
           </w:tcPr>
@@ -1103,20 +1059,49 @@
             <w:r>
               <w:rPr>
                 <w:b w:val="0"/>
-                <w:sz w:val="17"/>
+                <w:sz w:val="16"/>
               </w:rPr>
-              <w:t xml:space="preserve">1</w:t>
+              <w:t xml:space="preserve">$1</w:t>
+            </w:r>
+          </w:p>
+        </w:tc>
+      </w:tr>
+      <w:tr>
+        <w:trPr>
+          <w:cantSplit/>
+        </w:trPr>
+        <w:tc>
+          <w:tcPr>
+            <w:tcW w:w="6235" w:type="dxa"/>
+            <w:tcMar>
+              <w:top w:w="35" w:type="dxa"/>
+              <w:left w:w="65" w:type="dxa"/>
+              <w:bottom w:w="35" w:type="dxa"/>
+              <w:right w:w="65" w:type="dxa"/>
+            </w:tcMar>
+            <w:vAlign w:val="center"/>
+          </w:tcPr>
+          <w:p>
+            <w:pPr>
+              <w:spacing w:after="0" w:line="240" w:lineRule="auto"/>
+            </w:pPr>
+            <w:r>
+              <w:rPr>
+                <w:b w:val="0"/>
+                <w:sz w:val="16"/>
+              </w:rPr>
+              <w:t xml:space="preserve">UCC27511 gate driver</w:t>
             </w:r>
           </w:p>
         </w:tc>
         <w:tc>
           <w:tcPr>
-            <w:tcW w:w="1354" w:type="dxa"/>
+            <w:tcW w:w="1094" w:type="dxa"/>
             <w:tcMar>
               <w:top w:w="35" w:type="dxa"/>
-              <w:left w:w="70" w:type="dxa"/>
+              <w:left w:w="65" w:type="dxa"/>
               <w:bottom w:w="35" w:type="dxa"/>
-              <w:right w:w="70" w:type="dxa"/>
+              <w:right w:w="65" w:type="dxa"/>
             </w:tcMar>
             <w:vAlign w:val="center"/>
           </w:tcPr>
@@ -1128,20 +1113,20 @@
             <w:r>
               <w:rPr>
                 <w:b w:val="0"/>
-                <w:sz w:val="17"/>
+                <w:sz w:val="16"/>
               </w:rPr>
-              <w:t xml:space="preserve">2</w:t>
+              <w:t xml:space="preserve">1</w:t>
             </w:r>
           </w:p>
         </w:tc>
         <w:tc>
           <w:tcPr>
-            <w:tcW w:w="1742" w:type="dxa"/>
+            <w:tcW w:w="1440" w:type="dxa"/>
             <w:tcMar>
               <w:top w:w="35" w:type="dxa"/>
-              <w:left w:w="70" w:type="dxa"/>
+              <w:left w:w="65" w:type="dxa"/>
               <w:bottom w:w="35" w:type="dxa"/>
-              <w:right w:w="70" w:type="dxa"/>
+              <w:right w:w="65" w:type="dxa"/>
             </w:tcMar>
             <w:vAlign w:val="center"/>
           </w:tcPr>
@@ -1153,49 +1138,20 @@
             <w:r>
               <w:rPr>
                 <w:b w:val="0"/>
-                <w:sz w:val="17"/>
+                <w:sz w:val="16"/>
               </w:rPr>
-              <w:t xml:space="preserve">2</w:t>
-            </w:r>
-          </w:p>
-        </w:tc>
-      </w:tr>
-      <w:tr>
-        <w:trPr>
-          <w:cantSplit/>
-        </w:trPr>
-        <w:tc>
-          <w:tcPr>
-            <w:tcW w:w="6509" w:type="dxa"/>
-            <w:tcMar>
-              <w:top w:w="35" w:type="dxa"/>
-              <w:left w:w="70" w:type="dxa"/>
-              <w:bottom w:w="35" w:type="dxa"/>
-              <w:right w:w="70" w:type="dxa"/>
-            </w:tcMar>
-            <w:vAlign w:val="center"/>
-          </w:tcPr>
-          <w:p>
-            <w:pPr>
-              <w:spacing w:after="0" w:line="240" w:lineRule="auto"/>
-            </w:pPr>
-            <w:r>
-              <w:rPr>
-                <w:b w:val="0"/>
-                <w:sz w:val="17"/>
-              </w:rPr>
-              <w:t xml:space="preserve">N-channel MOSFET ≥30 V; flyback diode</w:t>
+              <w:t xml:space="preserve">$2</w:t>
             </w:r>
           </w:p>
         </w:tc>
         <w:tc>
           <w:tcPr>
-            <w:tcW w:w="907" w:type="dxa"/>
+            <w:tcW w:w="1742" w:type="dxa"/>
             <w:tcMar>
               <w:top w:w="35" w:type="dxa"/>
-              <w:left w:w="70" w:type="dxa"/>
+              <w:left w:w="65" w:type="dxa"/>
               <w:bottom w:w="35" w:type="dxa"/>
-              <w:right w:w="70" w:type="dxa"/>
+              <w:right w:w="65" w:type="dxa"/>
             </w:tcMar>
             <w:vAlign w:val="center"/>
           </w:tcPr>
@@ -1207,20 +1163,49 @@
             <w:r>
               <w:rPr>
                 <w:b w:val="0"/>
-                <w:sz w:val="17"/>
+                <w:sz w:val="16"/>
               </w:rPr>
-              <w:t xml:space="preserve">1 each</w:t>
+              <w:t xml:space="preserve">$2</w:t>
+            </w:r>
+          </w:p>
+        </w:tc>
+      </w:tr>
+      <w:tr>
+        <w:trPr>
+          <w:cantSplit/>
+        </w:trPr>
+        <w:tc>
+          <w:tcPr>
+            <w:tcW w:w="6235" w:type="dxa"/>
+            <w:tcMar>
+              <w:top w:w="35" w:type="dxa"/>
+              <w:left w:w="65" w:type="dxa"/>
+              <w:bottom w:w="35" w:type="dxa"/>
+              <w:right w:w="65" w:type="dxa"/>
+            </w:tcMar>
+            <w:vAlign w:val="center"/>
+          </w:tcPr>
+          <w:p>
+            <w:pPr>
+              <w:spacing w:after="0" w:line="240" w:lineRule="auto"/>
+            </w:pPr>
+            <w:r>
+              <w:rPr>
+                <w:b w:val="0"/>
+                <w:sz w:val="16"/>
+              </w:rPr>
+              <w:t xml:space="preserve">N-channel MOSFET ≥30 V; flyback diode</w:t>
             </w:r>
           </w:p>
         </w:tc>
         <w:tc>
           <w:tcPr>
-            <w:tcW w:w="1354" w:type="dxa"/>
+            <w:tcW w:w="1094" w:type="dxa"/>
             <w:tcMar>
               <w:top w:w="35" w:type="dxa"/>
-              <w:left w:w="70" w:type="dxa"/>
+              <w:left w:w="65" w:type="dxa"/>
               <w:bottom w:w="35" w:type="dxa"/>
-              <w:right w:w="70" w:type="dxa"/>
+              <w:right w:w="65" w:type="dxa"/>
             </w:tcMar>
             <w:vAlign w:val="center"/>
           </w:tcPr>
@@ -1232,20 +1217,20 @@
             <w:r>
               <w:rPr>
                 <w:b w:val="0"/>
-                <w:sz w:val="17"/>
+                <w:sz w:val="16"/>
               </w:rPr>
-              <w:t xml:space="preserve">2; 1</w:t>
+              <w:t xml:space="preserve">1 each</w:t>
             </w:r>
           </w:p>
         </w:tc>
         <w:tc>
           <w:tcPr>
-            <w:tcW w:w="1742" w:type="dxa"/>
+            <w:tcW w:w="1440" w:type="dxa"/>
             <w:tcMar>
               <w:top w:w="35" w:type="dxa"/>
-              <w:left w:w="70" w:type="dxa"/>
+              <w:left w:w="65" w:type="dxa"/>
               <w:bottom w:w="35" w:type="dxa"/>
-              <w:right w:w="70" w:type="dxa"/>
+              <w:right w:w="65" w:type="dxa"/>
             </w:tcMar>
             <w:vAlign w:val="center"/>
           </w:tcPr>
@@ -1257,49 +1242,20 @@
             <w:r>
               <w:rPr>
                 <w:b w:val="0"/>
-                <w:sz w:val="17"/>
+                <w:sz w:val="16"/>
               </w:rPr>
-              <w:t xml:space="preserve">3</w:t>
-            </w:r>
-          </w:p>
-        </w:tc>
-      </w:tr>
-      <w:tr>
-        <w:trPr>
-          <w:cantSplit/>
-        </w:trPr>
-        <w:tc>
-          <w:tcPr>
-            <w:tcW w:w="6509" w:type="dxa"/>
-            <w:tcMar>
-              <w:top w:w="35" w:type="dxa"/>
-              <w:left w:w="70" w:type="dxa"/>
-              <w:bottom w:w="35" w:type="dxa"/>
-              <w:right w:w="70" w:type="dxa"/>
-            </w:tcMar>
-            <w:vAlign w:val="center"/>
-          </w:tcPr>
-          <w:p>
-            <w:pPr>
-              <w:spacing w:after="0" w:line="240" w:lineRule="auto"/>
-            </w:pPr>
-            <w:r>
-              <w:rPr>
-                <w:b w:val="0"/>
-                <w:sz w:val="17"/>
-              </w:rPr>
-              <w:t xml:space="preserve">3.3 V comparator; AND interlock logic</w:t>
+              <w:t xml:space="preserve">$2; $1</w:t>
             </w:r>
           </w:p>
         </w:tc>
         <w:tc>
           <w:tcPr>
-            <w:tcW w:w="907" w:type="dxa"/>
+            <w:tcW w:w="1742" w:type="dxa"/>
             <w:tcMar>
               <w:top w:w="35" w:type="dxa"/>
-              <w:left w:w="70" w:type="dxa"/>
+              <w:left w:w="65" w:type="dxa"/>
               <w:bottom w:w="35" w:type="dxa"/>
-              <w:right w:w="70" w:type="dxa"/>
+              <w:right w:w="65" w:type="dxa"/>
             </w:tcMar>
             <w:vAlign w:val="center"/>
           </w:tcPr>
@@ -1311,20 +1267,49 @@
             <w:r>
               <w:rPr>
                 <w:b w:val="0"/>
-                <w:sz w:val="17"/>
+                <w:sz w:val="16"/>
               </w:rPr>
-              <w:t xml:space="preserve">1 each</w:t>
+              <w:t xml:space="preserve">$3</w:t>
+            </w:r>
+          </w:p>
+        </w:tc>
+      </w:tr>
+      <w:tr>
+        <w:trPr>
+          <w:cantSplit/>
+        </w:trPr>
+        <w:tc>
+          <w:tcPr>
+            <w:tcW w:w="6235" w:type="dxa"/>
+            <w:tcMar>
+              <w:top w:w="35" w:type="dxa"/>
+              <w:left w:w="65" w:type="dxa"/>
+              <w:bottom w:w="35" w:type="dxa"/>
+              <w:right w:w="65" w:type="dxa"/>
+            </w:tcMar>
+            <w:vAlign w:val="center"/>
+          </w:tcPr>
+          <w:p>
+            <w:pPr>
+              <w:spacing w:after="0" w:line="240" w:lineRule="auto"/>
+            </w:pPr>
+            <w:r>
+              <w:rPr>
+                <w:b w:val="0"/>
+                <w:sz w:val="16"/>
+              </w:rPr>
+              <w:t xml:space="preserve">3.3 V comparator; AND interlock logic</w:t>
             </w:r>
           </w:p>
         </w:tc>
         <w:tc>
           <w:tcPr>
-            <w:tcW w:w="1354" w:type="dxa"/>
+            <w:tcW w:w="1094" w:type="dxa"/>
             <w:tcMar>
               <w:top w:w="35" w:type="dxa"/>
-              <w:left w:w="70" w:type="dxa"/>
+              <w:left w:w="65" w:type="dxa"/>
               <w:bottom w:w="35" w:type="dxa"/>
-              <w:right w:w="70" w:type="dxa"/>
+              <w:right w:w="65" w:type="dxa"/>
             </w:tcMar>
             <w:vAlign w:val="center"/>
           </w:tcPr>
@@ -1336,20 +1321,20 @@
             <w:r>
               <w:rPr>
                 <w:b w:val="0"/>
-                <w:sz w:val="17"/>
+                <w:sz w:val="16"/>
               </w:rPr>
-              <w:t xml:space="preserve">2; 1</w:t>
+              <w:t xml:space="preserve">1 each</w:t>
             </w:r>
           </w:p>
         </w:tc>
         <w:tc>
           <w:tcPr>
-            <w:tcW w:w="1742" w:type="dxa"/>
+            <w:tcW w:w="1440" w:type="dxa"/>
             <w:tcMar>
               <w:top w:w="35" w:type="dxa"/>
-              <w:left w:w="70" w:type="dxa"/>
+              <w:left w:w="65" w:type="dxa"/>
               <w:bottom w:w="35" w:type="dxa"/>
-              <w:right w:w="70" w:type="dxa"/>
+              <w:right w:w="65" w:type="dxa"/>
             </w:tcMar>
             <w:vAlign w:val="center"/>
           </w:tcPr>
@@ -1361,49 +1346,20 @@
             <w:r>
               <w:rPr>
                 <w:b w:val="0"/>
-                <w:sz w:val="17"/>
+                <w:sz w:val="16"/>
               </w:rPr>
-              <w:t xml:space="preserve">3</w:t>
-            </w:r>
-          </w:p>
-        </w:tc>
-      </w:tr>
-      <w:tr>
-        <w:trPr>
-          <w:cantSplit/>
-        </w:trPr>
-        <w:tc>
-          <w:tcPr>
-            <w:tcW w:w="6509" w:type="dxa"/>
-            <w:tcMar>
-              <w:top w:w="35" w:type="dxa"/>
-              <w:left w:w="70" w:type="dxa"/>
-              <w:bottom w:w="35" w:type="dxa"/>
-              <w:right w:w="70" w:type="dxa"/>
-            </w:tcMar>
-            <w:vAlign w:val="center"/>
-          </w:tcPr>
-          <w:p>
-            <w:pPr>
-              <w:spacing w:after="0" w:line="240" w:lineRule="auto"/>
-            </w:pPr>
-            <w:r>
-              <w:rPr>
-                <w:b w:val="0"/>
-                <w:sz w:val="17"/>
-              </w:rPr>
-              <w:t xml:space="preserve">IC adapters, resistors and capacitors</w:t>
+              <w:t xml:space="preserve">$2; $1</w:t>
             </w:r>
           </w:p>
         </w:tc>
         <w:tc>
           <w:tcPr>
-            <w:tcW w:w="907" w:type="dxa"/>
+            <w:tcW w:w="1742" w:type="dxa"/>
             <w:tcMar>
               <w:top w:w="35" w:type="dxa"/>
-              <w:left w:w="70" w:type="dxa"/>
+              <w:left w:w="65" w:type="dxa"/>
               <w:bottom w:w="35" w:type="dxa"/>
-              <w:right w:w="70" w:type="dxa"/>
+              <w:right w:w="65" w:type="dxa"/>
             </w:tcMar>
             <w:vAlign w:val="center"/>
           </w:tcPr>
@@ -1415,20 +1371,49 @@
             <w:r>
               <w:rPr>
                 <w:b w:val="0"/>
-                <w:sz w:val="17"/>
+                <w:sz w:val="16"/>
               </w:rPr>
-              <w:t xml:space="preserve">1 set</w:t>
+              <w:t xml:space="preserve">$3</w:t>
+            </w:r>
+          </w:p>
+        </w:tc>
+      </w:tr>
+      <w:tr>
+        <w:trPr>
+          <w:cantSplit/>
+        </w:trPr>
+        <w:tc>
+          <w:tcPr>
+            <w:tcW w:w="6235" w:type="dxa"/>
+            <w:tcMar>
+              <w:top w:w="35" w:type="dxa"/>
+              <w:left w:w="65" w:type="dxa"/>
+              <w:bottom w:w="35" w:type="dxa"/>
+              <w:right w:w="65" w:type="dxa"/>
+            </w:tcMar>
+            <w:vAlign w:val="center"/>
+          </w:tcPr>
+          <w:p>
+            <w:pPr>
+              <w:spacing w:after="0" w:line="240" w:lineRule="auto"/>
+            </w:pPr>
+            <w:r>
+              <w:rPr>
+                <w:b w:val="0"/>
+                <w:sz w:val="16"/>
+              </w:rPr>
+              <w:t xml:space="preserve">IC adapters, resistors and capacitors</w:t>
             </w:r>
           </w:p>
         </w:tc>
         <w:tc>
           <w:tcPr>
-            <w:tcW w:w="1354" w:type="dxa"/>
+            <w:tcW w:w="1094" w:type="dxa"/>
             <w:tcMar>
               <w:top w:w="35" w:type="dxa"/>
-              <w:left w:w="70" w:type="dxa"/>
+              <w:left w:w="65" w:type="dxa"/>
               <w:bottom w:w="35" w:type="dxa"/>
-              <w:right w:w="70" w:type="dxa"/>
+              <w:right w:w="65" w:type="dxa"/>
             </w:tcMar>
             <w:vAlign w:val="center"/>
           </w:tcPr>
@@ -1440,20 +1425,20 @@
             <w:r>
               <w:rPr>
                 <w:b w:val="0"/>
-                <w:sz w:val="17"/>
+                <w:sz w:val="16"/>
               </w:rPr>
-              <w:t xml:space="preserve">4</w:t>
+              <w:t xml:space="preserve">1 set</w:t>
             </w:r>
           </w:p>
         </w:tc>
         <w:tc>
           <w:tcPr>
-            <w:tcW w:w="1742" w:type="dxa"/>
+            <w:tcW w:w="1440" w:type="dxa"/>
             <w:tcMar>
               <w:top w:w="35" w:type="dxa"/>
-              <w:left w:w="70" w:type="dxa"/>
+              <w:left w:w="65" w:type="dxa"/>
               <w:bottom w:w="35" w:type="dxa"/>
-              <w:right w:w="70" w:type="dxa"/>
+              <w:right w:w="65" w:type="dxa"/>
             </w:tcMar>
             <w:vAlign w:val="center"/>
           </w:tcPr>
@@ -1465,49 +1450,20 @@
             <w:r>
               <w:rPr>
                 <w:b w:val="0"/>
-                <w:sz w:val="17"/>
+                <w:sz w:val="16"/>
               </w:rPr>
-              <w:t xml:space="preserve">4</w:t>
-            </w:r>
-          </w:p>
-        </w:tc>
-      </w:tr>
-      <w:tr>
-        <w:trPr>
-          <w:cantSplit/>
-        </w:trPr>
-        <w:tc>
-          <w:tcPr>
-            <w:tcW w:w="6509" w:type="dxa"/>
-            <w:tcMar>
-              <w:top w:w="35" w:type="dxa"/>
-              <w:left w:w="70" w:type="dxa"/>
-              <w:bottom w:w="35" w:type="dxa"/>
-              <w:right w:w="70" w:type="dxa"/>
-            </w:tcMar>
-            <w:vAlign w:val="center"/>
-          </w:tcPr>
-          <w:p>
-            <w:pPr>
-              <w:spacing w:after="0" w:line="240" w:lineRule="auto"/>
-            </w:pPr>
-            <w:r>
-              <w:rPr>
-                <w:b w:val="0"/>
-                <w:sz w:val="17"/>
-              </w:rPr>
-              <w:t xml:space="preserve">Electromagnet; magnet and lightweight carrier</w:t>
+              <w:t xml:space="preserve">$4</w:t>
             </w:r>
           </w:p>
         </w:tc>
         <w:tc>
           <w:tcPr>
-            <w:tcW w:w="907" w:type="dxa"/>
+            <w:tcW w:w="1742" w:type="dxa"/>
             <w:tcMar>
               <w:top w:w="35" w:type="dxa"/>
-              <w:left w:w="70" w:type="dxa"/>
+              <w:left w:w="65" w:type="dxa"/>
               <w:bottom w:w="35" w:type="dxa"/>
-              <w:right w:w="70" w:type="dxa"/>
+              <w:right w:w="65" w:type="dxa"/>
             </w:tcMar>
             <w:vAlign w:val="center"/>
           </w:tcPr>
@@ -1519,20 +1475,49 @@
             <w:r>
               <w:rPr>
                 <w:b w:val="0"/>
-                <w:sz w:val="17"/>
+                <w:sz w:val="16"/>
               </w:rPr>
-              <w:t xml:space="preserve">1 each</w:t>
+              <w:t xml:space="preserve">$4</w:t>
+            </w:r>
+          </w:p>
+        </w:tc>
+      </w:tr>
+      <w:tr>
+        <w:trPr>
+          <w:cantSplit/>
+        </w:trPr>
+        <w:tc>
+          <w:tcPr>
+            <w:tcW w:w="6235" w:type="dxa"/>
+            <w:tcMar>
+              <w:top w:w="35" w:type="dxa"/>
+              <w:left w:w="65" w:type="dxa"/>
+              <w:bottom w:w="35" w:type="dxa"/>
+              <w:right w:w="65" w:type="dxa"/>
+            </w:tcMar>
+            <w:vAlign w:val="center"/>
+          </w:tcPr>
+          <w:p>
+            <w:pPr>
+              <w:spacing w:after="0" w:line="240" w:lineRule="auto"/>
+            </w:pPr>
+            <w:r>
+              <w:rPr>
+                <w:b w:val="0"/>
+                <w:sz w:val="16"/>
+              </w:rPr>
+              <w:t xml:space="preserve">Electromagnet; magnet and carrier</w:t>
             </w:r>
           </w:p>
         </w:tc>
         <w:tc>
           <w:tcPr>
-            <w:tcW w:w="1354" w:type="dxa"/>
+            <w:tcW w:w="1094" w:type="dxa"/>
             <w:tcMar>
               <w:top w:w="35" w:type="dxa"/>
-              <w:left w:w="70" w:type="dxa"/>
+              <w:left w:w="65" w:type="dxa"/>
               <w:bottom w:w="35" w:type="dxa"/>
-              <w:right w:w="70" w:type="dxa"/>
+              <w:right w:w="65" w:type="dxa"/>
             </w:tcMar>
             <w:vAlign w:val="center"/>
           </w:tcPr>
@@ -1544,20 +1529,20 @@
             <w:r>
               <w:rPr>
                 <w:b w:val="0"/>
-                <w:sz w:val="17"/>
+                <w:sz w:val="16"/>
               </w:rPr>
-              <w:t xml:space="preserve">8; 2</w:t>
+              <w:t xml:space="preserve">1 each</w:t>
             </w:r>
           </w:p>
         </w:tc>
         <w:tc>
           <w:tcPr>
-            <w:tcW w:w="1742" w:type="dxa"/>
+            <w:tcW w:w="1440" w:type="dxa"/>
             <w:tcMar>
               <w:top w:w="35" w:type="dxa"/>
-              <w:left w:w="70" w:type="dxa"/>
+              <w:left w:w="65" w:type="dxa"/>
               <w:bottom w:w="35" w:type="dxa"/>
-              <w:right w:w="70" w:type="dxa"/>
+              <w:right w:w="65" w:type="dxa"/>
             </w:tcMar>
             <w:vAlign w:val="center"/>
           </w:tcPr>
@@ -1569,49 +1554,20 @@
             <w:r>
               <w:rPr>
                 <w:b w:val="0"/>
-                <w:sz w:val="17"/>
+                <w:sz w:val="16"/>
               </w:rPr>
-              <w:t xml:space="preserve">10</w:t>
-            </w:r>
-          </w:p>
-        </w:tc>
-      </w:tr>
-      <w:tr>
-        <w:trPr>
-          <w:cantSplit/>
-        </w:trPr>
-        <w:tc>
-          <w:tcPr>
-            <w:tcW w:w="6509" w:type="dxa"/>
-            <w:tcMar>
-              <w:top w:w="35" w:type="dxa"/>
-              <w:left w:w="70" w:type="dxa"/>
-              <w:bottom w:w="35" w:type="dxa"/>
-              <w:right w:w="70" w:type="dxa"/>
-            </w:tcMar>
-            <w:vAlign w:val="center"/>
-          </w:tcPr>
-          <w:p>
-            <w:pPr>
-              <w:spacing w:after="0" w:line="240" w:lineRule="auto"/>
-            </w:pPr>
-            <w:r>
-              <w:rPr>
-                <w:b w:val="0"/>
-                <w:sz w:val="17"/>
-              </w:rPr>
-              <w:t xml:space="preserve">Parts subtotal</w:t>
+              <w:t xml:space="preserve">$8; $2</w:t>
             </w:r>
           </w:p>
         </w:tc>
         <w:tc>
           <w:tcPr>
-            <w:tcW w:w="907" w:type="dxa"/>
+            <w:tcW w:w="1742" w:type="dxa"/>
             <w:tcMar>
               <w:top w:w="35" w:type="dxa"/>
-              <w:left w:w="70" w:type="dxa"/>
+              <w:left w:w="65" w:type="dxa"/>
               <w:bottom w:w="35" w:type="dxa"/>
-              <w:right w:w="70" w:type="dxa"/>
+              <w:right w:w="65" w:type="dxa"/>
             </w:tcMar>
             <w:vAlign w:val="center"/>
           </w:tcPr>
@@ -1623,20 +1579,49 @@
             <w:r>
               <w:rPr>
                 <w:b w:val="0"/>
-                <w:sz w:val="17"/>
+                <w:sz w:val="16"/>
               </w:rPr>
-              <w:t xml:space="preserve">—</w:t>
+              <w:t xml:space="preserve">$10</w:t>
+            </w:r>
+          </w:p>
+        </w:tc>
+      </w:tr>
+      <w:tr>
+        <w:trPr>
+          <w:cantSplit/>
+        </w:trPr>
+        <w:tc>
+          <w:tcPr>
+            <w:tcW w:w="6235" w:type="dxa"/>
+            <w:tcMar>
+              <w:top w:w="35" w:type="dxa"/>
+              <w:left w:w="65" w:type="dxa"/>
+              <w:bottom w:w="35" w:type="dxa"/>
+              <w:right w:w="65" w:type="dxa"/>
+            </w:tcMar>
+            <w:vAlign w:val="center"/>
+          </w:tcPr>
+          <w:p>
+            <w:pPr>
+              <w:spacing w:after="0" w:line="240" w:lineRule="auto"/>
+            </w:pPr>
+            <w:r>
+              <w:rPr>
+                <w:b w:val="0"/>
+                <w:sz w:val="16"/>
+              </w:rPr>
+              <w:t xml:space="preserve">Parts subtotal with one or two Hall sensors</w:t>
             </w:r>
           </w:p>
         </w:tc>
         <w:tc>
           <w:tcPr>
-            <w:tcW w:w="1354" w:type="dxa"/>
+            <w:tcW w:w="1094" w:type="dxa"/>
             <w:tcMar>
               <w:top w:w="35" w:type="dxa"/>
-              <w:left w:w="70" w:type="dxa"/>
+              <w:left w:w="65" w:type="dxa"/>
               <w:bottom w:w="35" w:type="dxa"/>
-              <w:right w:w="70" w:type="dxa"/>
+              <w:right w:w="65" w:type="dxa"/>
             </w:tcMar>
             <w:vAlign w:val="center"/>
           </w:tcPr>
@@ -1648,7 +1633,7 @@
             <w:r>
               <w:rPr>
                 <w:b w:val="0"/>
-                <w:sz w:val="17"/>
+                <w:sz w:val="16"/>
               </w:rPr>
               <w:t xml:space="preserve">—</w:t>
             </w:r>
@@ -1656,12 +1641,12 @@
         </w:tc>
         <w:tc>
           <w:tcPr>
-            <w:tcW w:w="1742" w:type="dxa"/>
+            <w:tcW w:w="1440" w:type="dxa"/>
             <w:tcMar>
               <w:top w:w="35" w:type="dxa"/>
-              <w:left w:w="70" w:type="dxa"/>
+              <w:left w:w="65" w:type="dxa"/>
               <w:bottom w:w="35" w:type="dxa"/>
-              <w:right w:w="70" w:type="dxa"/>
+              <w:right w:w="65" w:type="dxa"/>
             </w:tcMar>
             <w:vAlign w:val="center"/>
           </w:tcPr>
@@ -1673,49 +1658,20 @@
             <w:r>
               <w:rPr>
                 <w:b w:val="0"/>
-                <w:sz w:val="17"/>
+                <w:sz w:val="16"/>
               </w:rPr>
-              <w:t xml:space="preserve">39</w:t>
-            </w:r>
-          </w:p>
-        </w:tc>
-      </w:tr>
-      <w:tr>
-        <w:trPr>
-          <w:cantSplit/>
-        </w:trPr>
-        <w:tc>
-          <w:tcPr>
-            <w:tcW w:w="6509" w:type="dxa"/>
-            <w:tcMar>
-              <w:top w:w="35" w:type="dxa"/>
-              <w:left w:w="70" w:type="dxa"/>
-              <w:bottom w:w="35" w:type="dxa"/>
-              <w:right w:w="70" w:type="dxa"/>
-            </w:tcMar>
-            <w:vAlign w:val="center"/>
-          </w:tcPr>
-          <w:p>
-            <w:pPr>
-              <w:spacing w:after="0" w:line="240" w:lineRule="auto"/>
-            </w:pPr>
-            <w:r>
-              <w:rPr>
-                <w:b w:val="0"/>
-                <w:sz w:val="17"/>
-              </w:rPr>
-              <w:t xml:space="preserve">Shipping allowance; tax allowance</w:t>
+              <w:t xml:space="preserve">—</w:t>
             </w:r>
           </w:p>
         </w:tc>
         <w:tc>
           <w:tcPr>
-            <w:tcW w:w="907" w:type="dxa"/>
+            <w:tcW w:w="1742" w:type="dxa"/>
             <w:tcMar>
               <w:top w:w="35" w:type="dxa"/>
-              <w:left w:w="70" w:type="dxa"/>
+              <w:left w:w="65" w:type="dxa"/>
               <w:bottom w:w="35" w:type="dxa"/>
-              <w:right w:w="70" w:type="dxa"/>
+              <w:right w:w="65" w:type="dxa"/>
             </w:tcMar>
             <w:vAlign w:val="center"/>
           </w:tcPr>
@@ -1727,20 +1683,49 @@
             <w:r>
               <w:rPr>
                 <w:b w:val="0"/>
-                <w:sz w:val="17"/>
+                <w:sz w:val="16"/>
               </w:rPr>
-              <w:t xml:space="preserve">—</w:t>
+              <w:t xml:space="preserve">$36 or $39</w:t>
+            </w:r>
+          </w:p>
+        </w:tc>
+      </w:tr>
+      <w:tr>
+        <w:trPr>
+          <w:cantSplit/>
+        </w:trPr>
+        <w:tc>
+          <w:tcPr>
+            <w:tcW w:w="6235" w:type="dxa"/>
+            <w:tcMar>
+              <w:top w:w="35" w:type="dxa"/>
+              <w:left w:w="65" w:type="dxa"/>
+              <w:bottom w:w="35" w:type="dxa"/>
+              <w:right w:w="65" w:type="dxa"/>
+            </w:tcMar>
+            <w:vAlign w:val="center"/>
+          </w:tcPr>
+          <w:p>
+            <w:pPr>
+              <w:spacing w:after="0" w:line="240" w:lineRule="auto"/>
+            </w:pPr>
+            <w:r>
+              <w:rPr>
+                <w:b w:val="0"/>
+                <w:sz w:val="16"/>
+              </w:rPr>
+              <w:t xml:space="preserve">Shipping allowance; tax allowance</w:t>
             </w:r>
           </w:p>
         </w:tc>
         <w:tc>
           <w:tcPr>
-            <w:tcW w:w="1354" w:type="dxa"/>
+            <w:tcW w:w="1094" w:type="dxa"/>
             <w:tcMar>
               <w:top w:w="35" w:type="dxa"/>
-              <w:left w:w="70" w:type="dxa"/>
+              <w:left w:w="65" w:type="dxa"/>
               <w:bottom w:w="35" w:type="dxa"/>
-              <w:right w:w="70" w:type="dxa"/>
+              <w:right w:w="65" w:type="dxa"/>
             </w:tcMar>
             <w:vAlign w:val="center"/>
           </w:tcPr>
@@ -1752,20 +1737,20 @@
             <w:r>
               <w:rPr>
                 <w:b w:val="0"/>
-                <w:sz w:val="17"/>
+                <w:sz w:val="16"/>
               </w:rPr>
-              <w:t xml:space="preserve">6; 4</w:t>
+              <w:t xml:space="preserve">—</w:t>
             </w:r>
           </w:p>
         </w:tc>
         <w:tc>
           <w:tcPr>
-            <w:tcW w:w="1742" w:type="dxa"/>
+            <w:tcW w:w="1440" w:type="dxa"/>
             <w:tcMar>
               <w:top w:w="35" w:type="dxa"/>
-              <w:left w:w="70" w:type="dxa"/>
+              <w:left w:w="65" w:type="dxa"/>
               <w:bottom w:w="35" w:type="dxa"/>
-              <w:right w:w="70" w:type="dxa"/>
+              <w:right w:w="65" w:type="dxa"/>
             </w:tcMar>
             <w:vAlign w:val="center"/>
           </w:tcPr>
@@ -1777,49 +1762,20 @@
             <w:r>
               <w:rPr>
                 <w:b w:val="0"/>
-                <w:sz w:val="17"/>
+                <w:sz w:val="16"/>
               </w:rPr>
-              <w:t xml:space="preserve">10</w:t>
-            </w:r>
-          </w:p>
-        </w:tc>
-      </w:tr>
-      <w:tr>
-        <w:trPr>
-          <w:cantSplit/>
-        </w:trPr>
-        <w:tc>
-          <w:tcPr>
-            <w:tcW w:w="6509" w:type="dxa"/>
-            <w:tcMar>
-              <w:top w:w="35" w:type="dxa"/>
-              <w:left w:w="70" w:type="dxa"/>
-              <w:bottom w:w="35" w:type="dxa"/>
-              <w:right w:w="70" w:type="dxa"/>
-            </w:tcMar>
-            <w:vAlign w:val="center"/>
-          </w:tcPr>
-          <w:p>
-            <w:pPr>
-              <w:spacing w:after="0" w:line="240" w:lineRule="auto"/>
-            </w:pPr>
-            <w:r>
-              <w:rPr>
-                <w:b w:val="0"/>
-                <w:sz w:val="17"/>
-              </w:rPr>
-              <w:t xml:space="preserve">Planned total including shipping and tax</w:t>
+              <w:t xml:space="preserve">$6; $4</w:t>
             </w:r>
           </w:p>
         </w:tc>
         <w:tc>
           <w:tcPr>
-            <w:tcW w:w="907" w:type="dxa"/>
+            <w:tcW w:w="1742" w:type="dxa"/>
             <w:tcMar>
               <w:top w:w="35" w:type="dxa"/>
-              <w:left w:w="70" w:type="dxa"/>
+              <w:left w:w="65" w:type="dxa"/>
               <w:bottom w:w="35" w:type="dxa"/>
-              <w:right w:w="70" w:type="dxa"/>
+              <w:right w:w="65" w:type="dxa"/>
             </w:tcMar>
             <w:vAlign w:val="center"/>
           </w:tcPr>
@@ -1831,20 +1787,49 @@
             <w:r>
               <w:rPr>
                 <w:b w:val="0"/>
-                <w:sz w:val="17"/>
+                <w:sz w:val="16"/>
               </w:rPr>
-              <w:t xml:space="preserve">—</w:t>
+              <w:t xml:space="preserve">$10</w:t>
+            </w:r>
+          </w:p>
+        </w:tc>
+      </w:tr>
+      <w:tr>
+        <w:trPr>
+          <w:cantSplit/>
+        </w:trPr>
+        <w:tc>
+          <w:tcPr>
+            <w:tcW w:w="6235" w:type="dxa"/>
+            <w:tcMar>
+              <w:top w:w="35" w:type="dxa"/>
+              <w:left w:w="65" w:type="dxa"/>
+              <w:bottom w:w="35" w:type="dxa"/>
+              <w:right w:w="65" w:type="dxa"/>
+            </w:tcMar>
+            <w:vAlign w:val="center"/>
+          </w:tcPr>
+          <w:p>
+            <w:pPr>
+              <w:spacing w:after="0" w:line="240" w:lineRule="auto"/>
+            </w:pPr>
+            <w:r>
+              <w:rPr>
+                <w:b w:val="0"/>
+                <w:sz w:val="16"/>
+              </w:rPr>
+              <w:t xml:space="preserve">Estimated total with one or two Hall sensors</w:t>
             </w:r>
           </w:p>
         </w:tc>
         <w:tc>
           <w:tcPr>
-            <w:tcW w:w="1354" w:type="dxa"/>
+            <w:tcW w:w="1094" w:type="dxa"/>
             <w:tcMar>
               <w:top w:w="35" w:type="dxa"/>
-              <w:left w:w="70" w:type="dxa"/>
+              <w:left w:w="65" w:type="dxa"/>
               <w:bottom w:w="35" w:type="dxa"/>
-              <w:right w:w="70" w:type="dxa"/>
+              <w:right w:w="65" w:type="dxa"/>
             </w:tcMar>
             <w:vAlign w:val="center"/>
           </w:tcPr>
@@ -1856,7 +1841,7 @@
             <w:r>
               <w:rPr>
                 <w:b w:val="0"/>
-                <w:sz w:val="17"/>
+                <w:sz w:val="16"/>
               </w:rPr>
               <w:t xml:space="preserve">—</w:t>
             </w:r>
@@ -1864,12 +1849,12 @@
         </w:tc>
         <w:tc>
           <w:tcPr>
-            <w:tcW w:w="1742" w:type="dxa"/>
+            <w:tcW w:w="1440" w:type="dxa"/>
             <w:tcMar>
               <w:top w:w="35" w:type="dxa"/>
-              <w:left w:w="70" w:type="dxa"/>
+              <w:left w:w="65" w:type="dxa"/>
               <w:bottom w:w="35" w:type="dxa"/>
-              <w:right w:w="70" w:type="dxa"/>
+              <w:right w:w="65" w:type="dxa"/>
             </w:tcMar>
             <w:vAlign w:val="center"/>
           </w:tcPr>
@@ -1881,9 +1866,34 @@
             <w:r>
               <w:rPr>
                 <w:b w:val="0"/>
-                <w:sz w:val="17"/>
+                <w:sz w:val="16"/>
               </w:rPr>
-              <w:t xml:space="preserve">49</w:t>
+              <w:t xml:space="preserve">—</w:t>
+            </w:r>
+          </w:p>
+        </w:tc>
+        <w:tc>
+          <w:tcPr>
+            <w:tcW w:w="1742" w:type="dxa"/>
+            <w:tcMar>
+              <w:top w:w="35" w:type="dxa"/>
+              <w:left w:w="65" w:type="dxa"/>
+              <w:bottom w:w="35" w:type="dxa"/>
+              <w:right w:w="65" w:type="dxa"/>
+            </w:tcMar>
+            <w:vAlign w:val="center"/>
+          </w:tcPr>
+          <w:p>
+            <w:pPr>
+              <w:spacing w:after="0" w:line="240" w:lineRule="auto"/>
+              <w:jc w:val="center"/>
+            </w:pPr>
+            <w:r>
+              <w:rPr>
+                <w:b w:val="0"/>
+                <w:sz w:val="16"/>
+              </w:rPr>
+              <w:t xml:space="preserve">$46 or $49</w:t>
             </w:r>
           </w:p>
         </w:tc>
@@ -1891,15 +1901,23 @@
     </w:tbl>
     <w:p>
       <w:pPr>
+        <w:pStyle w:val="Caption"/>
+      </w:pPr>
+      <w:r>
+        <w:t xml:space="preserve">*Stockroom availability is not confirmed. Prices, shipping and tax are planning allowances, not quotes. Final coil, switch and protection part numbers will follow the first hardware tests.</w:t>
+      </w:r>
+    </w:p>
+    <w:p>
+      <w:pPr>
         <w:pStyle w:val="Heading1"/>
       </w:pPr>
       <w:r>
-        <w:t xml:space="preserve">Six week schedule and division of work</w:t>
+        <w:t xml:space="preserve">Schedule and work breakdown</w:t>
       </w:r>
     </w:p>
     <w:p>
       <w:r>
-        <w:t xml:space="preserve">Proposed ownership assigns Stephen to sensing and MCU control and Ben to power electronics and FPGA logic. Weeks run from project start; each exit gates the next stage. Both members will review integration and final evidence.</w:t>
+        <w:t xml:space="preserve">Weeks are measured from project start.</w:t>
       </w:r>
     </w:p>
     <w:tbl>
@@ -1919,9 +1937,9 @@
       </w:tblPr>
       <w:tblGrid>
         <w:gridCol w:w="576"/>
-        <w:gridCol w:w="3067"/>
-        <w:gridCol w:w="3067"/>
-        <w:gridCol w:w="3802"/>
+        <w:gridCol w:w="3427"/>
+        <w:gridCol w:w="3254"/>
+        <w:gridCol w:w="3254"/>
       </w:tblGrid>
       <w:tr>
         <w:trPr>
@@ -1934,94 +1952,9 @@
             <w:shd w:val="clear" w:color="auto" w:fill="E8EDF2"/>
             <w:tcMar>
               <w:top w:w="35" w:type="dxa"/>
-              <w:left w:w="70" w:type="dxa"/>
+              <w:left w:w="65" w:type="dxa"/>
               <w:bottom w:w="35" w:type="dxa"/>
-              <w:right w:w="70" w:type="dxa"/>
-            </w:tcMar>
-            <w:vAlign w:val="center"/>
-          </w:tcPr>
-          <w:p>
-            <w:pPr>
-              <w:spacing w:after="0" w:line="240" w:lineRule="auto"/>
-            </w:pPr>
-            <w:r>
-              <w:rPr>
-                <w:b/>
-                <w:sz w:val="16"/>
-              </w:rPr>
-              <w:t xml:space="preserve">Week</w:t>
-            </w:r>
-          </w:p>
-        </w:tc>
-        <w:tc>
-          <w:tcPr>
-            <w:tcW w:w="3067" w:type="dxa"/>
-            <w:shd w:val="clear" w:color="auto" w:fill="E8EDF2"/>
-            <w:tcMar>
-              <w:top w:w="35" w:type="dxa"/>
-              <w:left w:w="70" w:type="dxa"/>
-              <w:bottom w:w="35" w:type="dxa"/>
-              <w:right w:w="70" w:type="dxa"/>
-            </w:tcMar>
-            <w:vAlign w:val="center"/>
-          </w:tcPr>
-          <w:p>
-            <w:pPr>
-              <w:spacing w:after="0" w:line="240" w:lineRule="auto"/>
-              <w:jc w:val="center"/>
-              <w:rPr>
-                <w:b/>
-                <w:sz w:val="16"/>
-              </w:rPr>
-            </w:pPr>
-            <w:r>
-              <w:rPr>
-                <w:b/>
-                <w:sz w:val="16"/>
-              </w:rPr>
-              <w:t xml:space="preserve">MCU Work</w:t>
-            </w:r>
-          </w:p>
-        </w:tc>
-        <w:tc>
-          <w:tcPr>
-            <w:tcW w:w="3067" w:type="dxa"/>
-            <w:shd w:val="clear" w:color="auto" w:fill="E8EDF2"/>
-            <w:tcMar>
-              <w:top w:w="35" w:type="dxa"/>
-              <w:left w:w="70" w:type="dxa"/>
-              <w:bottom w:w="35" w:type="dxa"/>
-              <w:right w:w="70" w:type="dxa"/>
-            </w:tcMar>
-            <w:vAlign w:val="center"/>
-          </w:tcPr>
-          <w:p>
-            <w:pPr>
-              <w:spacing w:after="0" w:line="240" w:lineRule="auto"/>
-              <w:jc w:val="center"/>
-              <w:rPr>
-                <w:b/>
-                <w:sz w:val="16"/>
-              </w:rPr>
-            </w:pPr>
-            <w:r>
-              <w:rPr>
-                <w:b/>
-                <w:sz w:val="16"/>
-              </w:rPr>
-              <w:t xml:space="preserve">FPGA Work</w:t>
-            </w:r>
-          </w:p>
-        </w:tc>
-        <w:tc>
-          <w:tcPr>
-            <w:tcW w:w="3802" w:type="dxa"/>
-            <w:shd w:val="clear" w:color="auto" w:fill="E8EDF2"/>
-            <w:tcMar>
-              <w:top w:w="35" w:type="dxa"/>
-              <w:left w:w="70" w:type="dxa"/>
-              <w:bottom w:w="35" w:type="dxa"/>
-              <w:right w:w="70" w:type="dxa"/>
+              <w:right w:w="65" w:type="dxa"/>
             </w:tcMar>
             <w:vAlign w:val="center"/>
           </w:tcPr>
@@ -2035,7 +1968,90 @@
                 <w:b/>
                 <w:sz w:val="16"/>
               </w:rPr>
-              <w:t xml:space="preserve">Exit milestone</w:t>
+              <w:t xml:space="preserve">Week</w:t>
+            </w:r>
+          </w:p>
+        </w:tc>
+        <w:tc>
+          <w:tcPr>
+            <w:tcW w:w="3427" w:type="dxa"/>
+            <w:shd w:val="clear" w:color="auto" w:fill="E8EDF2"/>
+            <w:tcMar>
+              <w:top w:w="35" w:type="dxa"/>
+              <w:left w:w="65" w:type="dxa"/>
+              <w:bottom w:w="35" w:type="dxa"/>
+              <w:right w:w="65" w:type="dxa"/>
+            </w:tcMar>
+            <w:vAlign w:val="center"/>
+          </w:tcPr>
+          <w:p>
+            <w:pPr>
+              <w:spacing w:after="0" w:line="240" w:lineRule="auto"/>
+              <w:rPr>
+                <w:b/>
+                <w:sz w:val="16"/>
+              </w:rPr>
+            </w:pPr>
+            <w:r>
+              <w:rPr>
+                <w:b/>
+                <w:sz w:val="16"/>
+              </w:rPr>
+              <w:t xml:space="preserve">MCU</w:t>
+            </w:r>
+          </w:p>
+        </w:tc>
+        <w:tc>
+          <w:tcPr>
+            <w:tcW w:w="3254" w:type="dxa"/>
+            <w:shd w:val="clear" w:color="auto" w:fill="E8EDF2"/>
+            <w:tcMar>
+              <w:top w:w="35" w:type="dxa"/>
+              <w:left w:w="65" w:type="dxa"/>
+              <w:bottom w:w="35" w:type="dxa"/>
+              <w:right w:w="65" w:type="dxa"/>
+            </w:tcMar>
+            <w:vAlign w:val="center"/>
+          </w:tcPr>
+          <w:p>
+            <w:pPr>
+              <w:spacing w:after="0" w:line="240" w:lineRule="auto"/>
+              <w:rPr>
+                <w:b/>
+                <w:sz w:val="16"/>
+              </w:rPr>
+            </w:pPr>
+            <w:r>
+              <w:rPr>
+                <w:b/>
+                <w:sz w:val="16"/>
+              </w:rPr>
+              <w:t xml:space="preserve">FPGA</w:t>
+            </w:r>
+          </w:p>
+        </w:tc>
+        <w:tc>
+          <w:tcPr>
+            <w:tcW w:w="3254" w:type="dxa"/>
+            <w:shd w:val="clear" w:color="auto" w:fill="E8EDF2"/>
+            <w:tcMar>
+              <w:top w:w="35" w:type="dxa"/>
+              <w:left w:w="65" w:type="dxa"/>
+              <w:bottom w:w="35" w:type="dxa"/>
+              <w:right w:w="65" w:type="dxa"/>
+            </w:tcMar>
+            <w:vAlign w:val="center"/>
+          </w:tcPr>
+          <w:p>
+            <w:pPr>
+              <w:spacing w:after="0" w:line="240" w:lineRule="auto"/>
+            </w:pPr>
+            <w:r>
+              <w:rPr>
+                <w:b/>
+                <w:sz w:val="16"/>
+              </w:rPr>
+              <w:t xml:space="preserve">Goal</w:t>
             </w:r>
           </w:p>
         </w:tc>
@@ -2049,33 +2065,9 @@
             <w:tcW w:w="576" w:type="dxa"/>
             <w:tcMar>
               <w:top w:w="35" w:type="dxa"/>
-              <w:left w:w="70" w:type="dxa"/>
+              <w:left w:w="65" w:type="dxa"/>
               <w:bottom w:w="35" w:type="dxa"/>
-              <w:right w:w="70" w:type="dxa"/>
-            </w:tcMar>
-            <w:vAlign w:val="center"/>
-          </w:tcPr>
-          <w:p>
-            <w:pPr>
-              <w:spacing w:after="0" w:line="240" w:lineRule="auto"/>
-            </w:pPr>
-            <w:r>
-              <w:rPr>
-                <w:b w:val="0"/>
-                <w:sz w:val="16"/>
-              </w:rPr>
-              <w:t xml:space="preserve">1</w:t>
-            </w:r>
-          </w:p>
-        </w:tc>
-        <w:tc>
-          <w:tcPr>
-            <w:tcW w:w="3067" w:type="dxa"/>
-            <w:tcMar>
-              <w:top w:w="35" w:type="dxa"/>
-              <w:left w:w="70" w:type="dxa"/>
-              <w:bottom w:w="35" w:type="dxa"/>
-              <w:right w:w="70" w:type="dxa"/>
+              <w:right w:w="65" w:type="dxa"/>
             </w:tcMar>
             <w:vAlign w:val="center"/>
           </w:tcPr>
@@ -2089,18 +2081,95 @@
                 <w:b w:val="0"/>
                 <w:sz w:val="16"/>
               </w:rPr>
-              <w:t xml:space="preserve">Hall observability, 6 h</w:t>
+              <w:t xml:space="preserve">1</w:t>
             </w:r>
           </w:p>
         </w:tc>
         <w:tc>
           <w:tcPr>
-            <w:tcW w:w="3067" w:type="dxa"/>
+            <w:tcW w:w="3427" w:type="dxa"/>
             <w:tcMar>
               <w:top w:w="35" w:type="dxa"/>
-              <w:left w:w="70" w:type="dxa"/>
+              <w:left w:w="65" w:type="dxa"/>
               <w:bottom w:w="35" w:type="dxa"/>
-              <w:right w:w="70" w:type="dxa"/>
+              <w:right w:w="65" w:type="dxa"/>
+            </w:tcMar>
+            <w:vAlign w:val="center"/>
+          </w:tcPr>
+          <w:p>
+            <w:pPr>
+              <w:spacing w:after="0" w:line="240" w:lineRule="auto"/>
+            </w:pPr>
+            <w:r>
+              <w:rPr>
+                <w:b w:val="0"/>
+                <w:sz w:val="16"/>
+              </w:rPr>
+              <w:t xml:space="preserve">Learn Hall sensor; compare 1 vs 2, 6 h</w:t>
+            </w:r>
+          </w:p>
+        </w:tc>
+        <w:tc>
+          <w:tcPr>
+            <w:tcW w:w="3254" w:type="dxa"/>
+            <w:tcMar>
+              <w:top w:w="35" w:type="dxa"/>
+              <w:left w:w="65" w:type="dxa"/>
+              <w:bottom w:w="35" w:type="dxa"/>
+              <w:right w:w="65" w:type="dxa"/>
+            </w:tcMar>
+            <w:vAlign w:val="center"/>
+          </w:tcPr>
+          <w:p>
+            <w:pPr>
+              <w:spacing w:after="0" w:line="240" w:lineRule="auto"/>
+            </w:pPr>
+            <w:r>
+              <w:rPr>
+                <w:b w:val="0"/>
+                <w:sz w:val="16"/>
+              </w:rPr>
+              <w:t xml:space="preserve">Measure coil lift and heating, 6 h</w:t>
+            </w:r>
+          </w:p>
+        </w:tc>
+        <w:tc>
+          <w:tcPr>
+            <w:tcW w:w="3254" w:type="dxa"/>
+            <w:tcMar>
+              <w:top w:w="35" w:type="dxa"/>
+              <w:left w:w="65" w:type="dxa"/>
+              <w:bottom w:w="35" w:type="dxa"/>
+              <w:right w:w="65" w:type="dxa"/>
+            </w:tcMar>
+            <w:vAlign w:val="center"/>
+          </w:tcPr>
+          <w:p>
+            <w:pPr>
+              <w:spacing w:after="0" w:line="240" w:lineRule="auto"/>
+            </w:pPr>
+            <w:r>
+              <w:rPr>
+                <w:b w:val="0"/>
+                <w:sz w:val="16"/>
+              </w:rPr>
+              <w:t xml:space="preserve">Choose sensor layout and control plan</w:t>
+            </w:r>
+          </w:p>
+        </w:tc>
+      </w:tr>
+      <w:tr>
+        <w:trPr>
+          <w:cantSplit/>
+        </w:trPr>
+        <w:tc>
+          <w:tcPr>
+            <w:tcW w:w="576" w:type="dxa"/>
+            <w:tcMar>
+              <w:top w:w="35" w:type="dxa"/>
+              <w:left w:w="65" w:type="dxa"/>
+              <w:bottom w:w="35" w:type="dxa"/>
+              <w:right w:w="65" w:type="dxa"/>
             </w:tcMar>
             <w:vAlign w:val="center"/>
           </w:tcPr>
@@ -2114,18 +2183,95 @@
                 <w:b w:val="0"/>
                 <w:sz w:val="16"/>
               </w:rPr>
-              <w:t xml:space="preserve">Coil lift and heating, 6 h</w:t>
+              <w:t xml:space="preserve">2</w:t>
             </w:r>
           </w:p>
         </w:tc>
         <w:tc>
           <w:tcPr>
-            <w:tcW w:w="3802" w:type="dxa"/>
+            <w:tcW w:w="3427" w:type="dxa"/>
             <w:tcMar>
               <w:top w:w="35" w:type="dxa"/>
-              <w:left w:w="70" w:type="dxa"/>
+              <w:left w:w="65" w:type="dxa"/>
               <w:bottom w:w="35" w:type="dxa"/>
-              <w:right w:w="70" w:type="dxa"/>
+              <w:right w:w="65" w:type="dxa"/>
+            </w:tcMar>
+            <w:vAlign w:val="center"/>
+          </w:tcPr>
+          <w:p>
+            <w:pPr>
+              <w:spacing w:after="0" w:line="240" w:lineRule="auto"/>
+            </w:pPr>
+            <w:r>
+              <w:rPr>
+                <w:b w:val="0"/>
+                <w:sz w:val="16"/>
+              </w:rPr>
+              <w:t xml:space="preserve">Read ADC and send SPI packets, 5 h</w:t>
+            </w:r>
+          </w:p>
+        </w:tc>
+        <w:tc>
+          <w:tcPr>
+            <w:tcW w:w="3254" w:type="dxa"/>
+            <w:tcMar>
+              <w:top w:w="35" w:type="dxa"/>
+              <w:left w:w="65" w:type="dxa"/>
+              <w:bottom w:w="35" w:type="dxa"/>
+              <w:right w:w="65" w:type="dxa"/>
+            </w:tcMar>
+            <w:vAlign w:val="center"/>
+          </w:tcPr>
+          <w:p>
+            <w:pPr>
+              <w:spacing w:after="0" w:line="240" w:lineRule="auto"/>
+            </w:pPr>
+            <w:r>
+              <w:rPr>
+                <w:b w:val="0"/>
+                <w:sz w:val="16"/>
+              </w:rPr>
+              <w:t xml:space="preserve">Build driver, PWM and cutoff, 7 h</w:t>
+            </w:r>
+          </w:p>
+        </w:tc>
+        <w:tc>
+          <w:tcPr>
+            <w:tcW w:w="3254" w:type="dxa"/>
+            <w:tcMar>
+              <w:top w:w="35" w:type="dxa"/>
+              <w:left w:w="65" w:type="dxa"/>
+              <w:bottom w:w="35" w:type="dxa"/>
+              <w:right w:w="65" w:type="dxa"/>
+            </w:tcMar>
+            <w:vAlign w:val="center"/>
+          </w:tcPr>
+          <w:p>
+            <w:pPr>
+              <w:spacing w:after="0" w:line="240" w:lineRule="auto"/>
+            </w:pPr>
+            <w:r>
+              <w:rPr>
+                <w:b w:val="0"/>
+                <w:sz w:val="16"/>
+              </w:rPr>
+              <w:t xml:space="preserve">Verify sensors and safe coil drive</w:t>
+            </w:r>
+          </w:p>
+        </w:tc>
+      </w:tr>
+      <w:tr>
+        <w:trPr>
+          <w:cantSplit/>
+        </w:trPr>
+        <w:tc>
+          <w:tcPr>
+            <w:tcW w:w="576" w:type="dxa"/>
+            <w:tcMar>
+              <w:top w:w="35" w:type="dxa"/>
+              <w:left w:w="65" w:type="dxa"/>
+              <w:bottom w:w="35" w:type="dxa"/>
+              <w:right w:w="65" w:type="dxa"/>
             </w:tcMar>
             <w:vAlign w:val="center"/>
           </w:tcPr>
@@ -2139,7 +2285,79 @@
                 <w:b w:val="0"/>
                 <w:sz w:val="16"/>
               </w:rPr>
-              <w:t xml:space="preserve">Freeze object, gap and current range</w:t>
+              <w:t xml:space="preserve">3</w:t>
+            </w:r>
+          </w:p>
+        </w:tc>
+        <w:tc>
+          <w:tcPr>
+            <w:tcW w:w="3427" w:type="dxa"/>
+            <w:tcMar>
+              <w:top w:w="35" w:type="dxa"/>
+              <w:left w:w="65" w:type="dxa"/>
+              <w:bottom w:w="35" w:type="dxa"/>
+              <w:right w:w="65" w:type="dxa"/>
+            </w:tcMar>
+            <w:vAlign w:val="center"/>
+          </w:tcPr>
+          <w:p>
+            <w:pPr>
+              <w:spacing w:after="0" w:line="240" w:lineRule="auto"/>
+            </w:pPr>
+            <w:r>
+              <w:rPr>
+                <w:b w:val="0"/>
+                <w:sz w:val="16"/>
+              </w:rPr>
+              <w:t xml:space="preserve">Calibrate height; build webpage, 5 h</w:t>
+            </w:r>
+          </w:p>
+        </w:tc>
+        <w:tc>
+          <w:tcPr>
+            <w:tcW w:w="3254" w:type="dxa"/>
+            <w:tcMar>
+              <w:top w:w="35" w:type="dxa"/>
+              <w:left w:w="65" w:type="dxa"/>
+              <w:bottom w:w="35" w:type="dxa"/>
+              <w:right w:w="65" w:type="dxa"/>
+            </w:tcMar>
+            <w:vAlign w:val="center"/>
+          </w:tcPr>
+          <w:p>
+            <w:pPr>
+              <w:spacing w:after="0" w:line="240" w:lineRule="auto"/>
+            </w:pPr>
+            <w:r>
+              <w:rPr>
+                <w:b w:val="0"/>
+                <w:sz w:val="16"/>
+              </w:rPr>
+              <w:t xml:space="preserve">Tune current controller, 6 h</w:t>
+            </w:r>
+          </w:p>
+        </w:tc>
+        <w:tc>
+          <w:tcPr>
+            <w:tcW w:w="3254" w:type="dxa"/>
+            <w:tcMar>
+              <w:top w:w="35" w:type="dxa"/>
+              <w:left w:w="65" w:type="dxa"/>
+              <w:bottom w:w="35" w:type="dxa"/>
+              <w:right w:w="65" w:type="dxa"/>
+            </w:tcMar>
+            <w:vAlign w:val="center"/>
+          </w:tcPr>
+          <w:p>
+            <w:pPr>
+              <w:spacing w:after="0" w:line="240" w:lineRule="auto"/>
+            </w:pPr>
+            <w:r>
+              <w:rPr>
+                <w:b w:val="0"/>
+                <w:sz w:val="16"/>
+              </w:rPr>
+              <w:t xml:space="preserve">Reliable height and current readings</w:t>
             </w:r>
           </w:p>
         </w:tc>
@@ -2153,33 +2371,9 @@
             <w:tcW w:w="576" w:type="dxa"/>
             <w:tcMar>
               <w:top w:w="35" w:type="dxa"/>
-              <w:left w:w="70" w:type="dxa"/>
+              <w:left w:w="65" w:type="dxa"/>
               <w:bottom w:w="35" w:type="dxa"/>
-              <w:right w:w="70" w:type="dxa"/>
-            </w:tcMar>
-            <w:vAlign w:val="center"/>
-          </w:tcPr>
-          <w:p>
-            <w:pPr>
-              <w:spacing w:after="0" w:line="240" w:lineRule="auto"/>
-            </w:pPr>
-            <w:r>
-              <w:rPr>
-                <w:b w:val="0"/>
-                <w:sz w:val="16"/>
-              </w:rPr>
-              <w:t xml:space="preserve">2</w:t>
-            </w:r>
-          </w:p>
-        </w:tc>
-        <w:tc>
-          <w:tcPr>
-            <w:tcW w:w="3067" w:type="dxa"/>
-            <w:tcMar>
-              <w:top w:w="35" w:type="dxa"/>
-              <w:left w:w="70" w:type="dxa"/>
-              <w:bottom w:w="35" w:type="dxa"/>
-              <w:right w:w="70" w:type="dxa"/>
+              <w:right w:w="65" w:type="dxa"/>
             </w:tcMar>
             <w:vAlign w:val="center"/>
           </w:tcPr>
@@ -2193,18 +2387,95 @@
                 <w:b w:val="0"/>
                 <w:sz w:val="16"/>
               </w:rPr>
-              <w:t xml:space="preserve">MCU UART/SPI, 5 h</w:t>
+              <w:t xml:space="preserve">4</w:t>
             </w:r>
           </w:p>
         </w:tc>
         <w:tc>
           <w:tcPr>
-            <w:tcW w:w="3067" w:type="dxa"/>
+            <w:tcW w:w="3427" w:type="dxa"/>
             <w:tcMar>
               <w:top w:w="35" w:type="dxa"/>
-              <w:left w:w="70" w:type="dxa"/>
+              <w:left w:w="65" w:type="dxa"/>
               <w:bottom w:w="35" w:type="dxa"/>
-              <w:right w:w="70" w:type="dxa"/>
+              <w:right w:w="65" w:type="dxa"/>
+            </w:tcMar>
+            <w:vAlign w:val="center"/>
+          </w:tcPr>
+          <w:p>
+            <w:pPr>
+              <w:spacing w:after="0" w:line="240" w:lineRule="auto"/>
+            </w:pPr>
+            <w:r>
+              <w:rPr>
+                <w:b w:val="0"/>
+                <w:sz w:val="16"/>
+              </w:rPr>
+              <w:t xml:space="preserve">Tune height controller, 8 h</w:t>
+            </w:r>
+          </w:p>
+        </w:tc>
+        <w:tc>
+          <w:tcPr>
+            <w:tcW w:w="3254" w:type="dxa"/>
+            <w:tcMar>
+              <w:top w:w="35" w:type="dxa"/>
+              <w:left w:w="65" w:type="dxa"/>
+              <w:bottom w:w="35" w:type="dxa"/>
+              <w:right w:w="65" w:type="dxa"/>
+            </w:tcMar>
+            <w:vAlign w:val="center"/>
+          </w:tcPr>
+          <w:p>
+            <w:pPr>
+              <w:spacing w:after="0" w:line="240" w:lineRule="auto"/>
+            </w:pPr>
+            <w:r>
+              <w:rPr>
+                <w:b w:val="0"/>
+                <w:sz w:val="16"/>
+              </w:rPr>
+              <w:t xml:space="preserve">Check timing and noise, 6 h</w:t>
+            </w:r>
+          </w:p>
+        </w:tc>
+        <w:tc>
+          <w:tcPr>
+            <w:tcW w:w="3254" w:type="dxa"/>
+            <w:tcMar>
+              <w:top w:w="35" w:type="dxa"/>
+              <w:left w:w="65" w:type="dxa"/>
+              <w:bottom w:w="35" w:type="dxa"/>
+              <w:right w:w="65" w:type="dxa"/>
+            </w:tcMar>
+            <w:vAlign w:val="center"/>
+          </w:tcPr>
+          <w:p>
+            <w:pPr>
+              <w:spacing w:after="0" w:line="240" w:lineRule="auto"/>
+            </w:pPr>
+            <w:r>
+              <w:rPr>
+                <w:b w:val="0"/>
+                <w:sz w:val="16"/>
+              </w:rPr>
+              <w:t xml:space="preserve">Demonstrate levitation at midpoint</w:t>
+            </w:r>
+          </w:p>
+        </w:tc>
+      </w:tr>
+      <w:tr>
+        <w:trPr>
+          <w:cantSplit/>
+        </w:trPr>
+        <w:tc>
+          <w:tcPr>
+            <w:tcW w:w="576" w:type="dxa"/>
+            <w:tcMar>
+              <w:top w:w="35" w:type="dxa"/>
+              <w:left w:w="65" w:type="dxa"/>
+              <w:bottom w:w="35" w:type="dxa"/>
+              <w:right w:w="65" w:type="dxa"/>
             </w:tcMar>
             <w:vAlign w:val="center"/>
           </w:tcPr>
@@ -2218,18 +2489,95 @@
                 <w:b w:val="0"/>
                 <w:sz w:val="16"/>
               </w:rPr>
-              <w:t xml:space="preserve">ADC, PWM and interlock, 7 h</w:t>
+              <w:t xml:space="preserve">5</w:t>
             </w:r>
           </w:p>
         </w:tc>
         <w:tc>
           <w:tcPr>
-            <w:tcW w:w="3802" w:type="dxa"/>
+            <w:tcW w:w="3427" w:type="dxa"/>
             <w:tcMar>
               <w:top w:w="35" w:type="dxa"/>
-              <w:left w:w="70" w:type="dxa"/>
+              <w:left w:w="65" w:type="dxa"/>
               <w:bottom w:w="35" w:type="dxa"/>
-              <w:right w:w="70" w:type="dxa"/>
+              <w:right w:w="65" w:type="dxa"/>
+            </w:tcMar>
+            <w:vAlign w:val="center"/>
+          </w:tcPr>
+          <w:p>
+            <w:pPr>
+              <w:spacing w:after="0" w:line="240" w:lineRule="auto"/>
+            </w:pPr>
+            <w:r>
+              <w:rPr>
+                <w:b w:val="0"/>
+                <w:sz w:val="16"/>
+              </w:rPr>
+              <w:t xml:space="preserve">Test all three heights, 6 h</w:t>
+            </w:r>
+          </w:p>
+        </w:tc>
+        <w:tc>
+          <w:tcPr>
+            <w:tcW w:w="3254" w:type="dxa"/>
+            <w:tcMar>
+              <w:top w:w="35" w:type="dxa"/>
+              <w:left w:w="65" w:type="dxa"/>
+              <w:bottom w:w="35" w:type="dxa"/>
+              <w:right w:w="65" w:type="dxa"/>
+            </w:tcMar>
+            <w:vAlign w:val="center"/>
+          </w:tcPr>
+          <w:p>
+            <w:pPr>
+              <w:spacing w:after="0" w:line="240" w:lineRule="auto"/>
+            </w:pPr>
+            <w:r>
+              <w:rPr>
+                <w:b w:val="0"/>
+                <w:sz w:val="16"/>
+              </w:rPr>
+              <w:t xml:space="preserve">Test faults and disturbances, 6 h</w:t>
+            </w:r>
+          </w:p>
+        </w:tc>
+        <w:tc>
+          <w:tcPr>
+            <w:tcW w:w="3254" w:type="dxa"/>
+            <w:tcMar>
+              <w:top w:w="35" w:type="dxa"/>
+              <w:left w:w="65" w:type="dxa"/>
+              <w:bottom w:w="35" w:type="dxa"/>
+              <w:right w:w="65" w:type="dxa"/>
+            </w:tcMar>
+            <w:vAlign w:val="center"/>
+          </w:tcPr>
+          <w:p>
+            <w:pPr>
+              <w:spacing w:after="0" w:line="240" w:lineRule="auto"/>
+            </w:pPr>
+            <w:r>
+              <w:rPr>
+                <w:b w:val="0"/>
+                <w:sz w:val="16"/>
+              </w:rPr>
+              <w:t xml:space="preserve">Check every performance specification</w:t>
+            </w:r>
+          </w:p>
+        </w:tc>
+      </w:tr>
+      <w:tr>
+        <w:trPr>
+          <w:cantSplit/>
+        </w:trPr>
+        <w:tc>
+          <w:tcPr>
+            <w:tcW w:w="576" w:type="dxa"/>
+            <w:tcMar>
+              <w:top w:w="35" w:type="dxa"/>
+              <w:left w:w="65" w:type="dxa"/>
+              <w:bottom w:w="35" w:type="dxa"/>
+              <w:right w:w="65" w:type="dxa"/>
             </w:tcMar>
             <w:vAlign w:val="center"/>
           </w:tcPr>
@@ -2243,23 +2591,18 @@
                 <w:b w:val="0"/>
                 <w:sz w:val="16"/>
               </w:rPr>
-              <w:t xml:space="preserve">Verify timing and physical cutoff</w:t>
+              <w:t xml:space="preserve">6</w:t>
             </w:r>
           </w:p>
         </w:tc>
-      </w:tr>
-      <w:tr>
-        <w:trPr>
-          <w:cantSplit/>
-        </w:trPr>
         <w:tc>
           <w:tcPr>
-            <w:tcW w:w="576" w:type="dxa"/>
+            <w:tcW w:w="3427" w:type="dxa"/>
             <w:tcMar>
               <w:top w:w="35" w:type="dxa"/>
-              <w:left w:w="70" w:type="dxa"/>
+              <w:left w:w="65" w:type="dxa"/>
               <w:bottom w:w="35" w:type="dxa"/>
-              <w:right w:w="70" w:type="dxa"/>
+              <w:right w:w="65" w:type="dxa"/>
             </w:tcMar>
             <w:vAlign w:val="center"/>
           </w:tcPr>
@@ -2272,98 +2615,18 @@
                 <w:b w:val="0"/>
                 <w:sz w:val="16"/>
               </w:rPr>
-              <w:t xml:space="preserve">3</w:t>
+              <w:t xml:space="preserve">Write results and website, 6 h</w:t>
             </w:r>
           </w:p>
         </w:tc>
         <w:tc>
           <w:tcPr>
-            <w:tcW w:w="3067" w:type="dxa"/>
+            <w:tcW w:w="3254" w:type="dxa"/>
             <w:tcMar>
               <w:top w:w="35" w:type="dxa"/>
-              <w:left w:w="70" w:type="dxa"/>
+              <w:left w:w="65" w:type="dxa"/>
               <w:bottom w:w="35" w:type="dxa"/>
-              <w:right w:w="70" w:type="dxa"/>
-            </w:tcMar>
-            <w:vAlign w:val="center"/>
-          </w:tcPr>
-          <w:p>
-            <w:pPr>
-              <w:spacing w:after="0" w:line="240" w:lineRule="auto"/>
-              <w:jc w:val="center"/>
-            </w:pPr>
-            <w:r>
-              <w:rPr>
-                <w:b w:val="0"/>
-                <w:sz w:val="16"/>
-              </w:rPr>
-              <w:t xml:space="preserve">Current logging and web UI, 5 h</w:t>
-            </w:r>
-          </w:p>
-        </w:tc>
-        <w:tc>
-          <w:tcPr>
-            <w:tcW w:w="3067" w:type="dxa"/>
-            <w:tcMar>
-              <w:top w:w="35" w:type="dxa"/>
-              <w:left w:w="70" w:type="dxa"/>
-              <w:bottom w:w="35" w:type="dxa"/>
-              <w:right w:w="70" w:type="dxa"/>
-            </w:tcMar>
-            <w:vAlign w:val="center"/>
-          </w:tcPr>
-          <w:p>
-            <w:pPr>
-              <w:spacing w:after="0" w:line="240" w:lineRule="auto"/>
-              <w:jc w:val="center"/>
-            </w:pPr>
-            <w:r>
-              <w:rPr>
-                <w:b w:val="0"/>
-                <w:sz w:val="16"/>
-              </w:rPr>
-              <w:t xml:space="preserve">Current PI tuning, 6 h</w:t>
-            </w:r>
-          </w:p>
-        </w:tc>
-        <w:tc>
-          <w:tcPr>
-            <w:tcW w:w="3802" w:type="dxa"/>
-            <w:tcMar>
-              <w:top w:w="35" w:type="dxa"/>
-              <w:left w:w="70" w:type="dxa"/>
-              <w:bottom w:w="35" w:type="dxa"/>
-              <w:right w:w="70" w:type="dxa"/>
-            </w:tcMar>
-            <w:vAlign w:val="center"/>
-          </w:tcPr>
-          <w:p>
-            <w:pPr>
-              <w:spacing w:after="0" w:line="240" w:lineRule="auto"/>
-              <w:jc w:val="center"/>
-            </w:pPr>
-            <w:r>
-              <w:rPr>
-                <w:b w:val="0"/>
-                <w:sz w:val="16"/>
-              </w:rPr>
-              <w:t xml:space="preserve">Stable measured current response</w:t>
-            </w:r>
-          </w:p>
-        </w:tc>
-      </w:tr>
-      <w:tr>
-        <w:trPr>
-          <w:cantSplit/>
-        </w:trPr>
-        <w:tc>
-          <w:tcPr>
-            <w:tcW w:w="576" w:type="dxa"/>
-            <w:tcMar>
-              <w:top w:w="35" w:type="dxa"/>
-              <w:left w:w="70" w:type="dxa"/>
-              <w:bottom w:w="35" w:type="dxa"/>
-              <w:right w:w="70" w:type="dxa"/>
+              <w:right w:w="65" w:type="dxa"/>
             </w:tcMar>
             <w:vAlign w:val="center"/>
           </w:tcPr>
@@ -2376,98 +2639,18 @@
                 <w:b w:val="0"/>
                 <w:sz w:val="16"/>
               </w:rPr>
-              <w:t xml:space="preserve">4</w:t>
+              <w:t xml:space="preserve">Finish schematics and video, 6 h</w:t>
             </w:r>
           </w:p>
         </w:tc>
         <w:tc>
           <w:tcPr>
-            <w:tcW w:w="3067" w:type="dxa"/>
+            <w:tcW w:w="3254" w:type="dxa"/>
             <w:tcMar>
               <w:top w:w="35" w:type="dxa"/>
-              <w:left w:w="70" w:type="dxa"/>
+              <w:left w:w="65" w:type="dxa"/>
               <w:bottom w:w="35" w:type="dxa"/>
-              <w:right w:w="70" w:type="dxa"/>
-            </w:tcMar>
-            <w:vAlign w:val="center"/>
-          </w:tcPr>
-          <w:p>
-            <w:pPr>
-              <w:spacing w:after="0" w:line="240" w:lineRule="auto"/>
-              <w:jc w:val="center"/>
-            </w:pPr>
-            <w:r>
-              <w:rPr>
-                <w:b w:val="0"/>
-                <w:sz w:val="16"/>
-              </w:rPr>
-              <w:t xml:space="preserve">Hall holdout fit and PD, 8 h</w:t>
-            </w:r>
-          </w:p>
-        </w:tc>
-        <w:tc>
-          <w:tcPr>
-            <w:tcW w:w="3067" w:type="dxa"/>
-            <w:tcMar>
-              <w:top w:w="35" w:type="dxa"/>
-              <w:left w:w="70" w:type="dxa"/>
-              <w:bottom w:w="35" w:type="dxa"/>
-              <w:right w:w="70" w:type="dxa"/>
-            </w:tcMar>
-            <w:vAlign w:val="center"/>
-          </w:tcPr>
-          <w:p>
-            <w:pPr>
-              <w:spacing w:after="0" w:line="240" w:lineRule="auto"/>
-              <w:jc w:val="center"/>
-            </w:pPr>
-            <w:r>
-              <w:rPr>
-                <w:b w:val="0"/>
-                <w:sz w:val="16"/>
-              </w:rPr>
-              <w:t xml:space="preserve">Sampling and noise tests, 6 h</w:t>
-            </w:r>
-          </w:p>
-        </w:tc>
-        <w:tc>
-          <w:tcPr>
-            <w:tcW w:w="3802" w:type="dxa"/>
-            <w:tcMar>
-              <w:top w:w="35" w:type="dxa"/>
-              <w:left w:w="70" w:type="dxa"/>
-              <w:bottom w:w="35" w:type="dxa"/>
-              <w:right w:w="70" w:type="dxa"/>
-            </w:tcMar>
-            <w:vAlign w:val="center"/>
-          </w:tcPr>
-          <w:p>
-            <w:pPr>
-              <w:spacing w:after="0" w:line="240" w:lineRule="auto"/>
-              <w:jc w:val="center"/>
-            </w:pPr>
-            <w:r>
-              <w:rPr>
-                <w:b w:val="0"/>
-                <w:sz w:val="16"/>
-              </w:rPr>
-              <w:t xml:space="preserve">Supported control and midpoint demo</w:t>
-            </w:r>
-          </w:p>
-        </w:tc>
-      </w:tr>
-      <w:tr>
-        <w:trPr>
-          <w:cantSplit/>
-        </w:trPr>
-        <w:tc>
-          <w:tcPr>
-            <w:tcW w:w="576" w:type="dxa"/>
-            <w:tcMar>
-              <w:top w:w="35" w:type="dxa"/>
-              <w:left w:w="70" w:type="dxa"/>
-              <w:bottom w:w="35" w:type="dxa"/>
-              <w:right w:w="70" w:type="dxa"/>
+              <w:right w:w="65" w:type="dxa"/>
             </w:tcMar>
             <w:vAlign w:val="center"/>
           </w:tcPr>
@@ -2480,201 +2663,18 @@
                 <w:b w:val="0"/>
                 <w:sz w:val="16"/>
               </w:rPr>
-              <w:t xml:space="preserve">5</w:t>
-            </w:r>
-          </w:p>
-        </w:tc>
-        <w:tc>
-          <w:tcPr>
-            <w:tcW w:w="3067" w:type="dxa"/>
-            <w:tcMar>
-              <w:top w:w="35" w:type="dxa"/>
-              <w:left w:w="70" w:type="dxa"/>
-              <w:bottom w:w="35" w:type="dxa"/>
-              <w:right w:w="70" w:type="dxa"/>
-            </w:tcMar>
-            <w:vAlign w:val="center"/>
-          </w:tcPr>
-          <w:p>
-            <w:pPr>
-              <w:spacing w:after="0" w:line="240" w:lineRule="auto"/>
-              <w:jc w:val="center"/>
-            </w:pPr>
-            <w:r>
-              <w:rPr>
-                <w:b w:val="0"/>
-                <w:sz w:val="16"/>
-              </w:rPr>
-              <w:t xml:space="preserve">Gap targets and accuracy, 6 h</w:t>
-            </w:r>
-          </w:p>
-        </w:tc>
-        <w:tc>
-          <w:tcPr>
-            <w:tcW w:w="3067" w:type="dxa"/>
-            <w:tcMar>
-              <w:top w:w="35" w:type="dxa"/>
-              <w:left w:w="70" w:type="dxa"/>
-              <w:bottom w:w="35" w:type="dxa"/>
-              <w:right w:w="70" w:type="dxa"/>
-            </w:tcMar>
-            <w:vAlign w:val="center"/>
-          </w:tcPr>
-          <w:p>
-            <w:pPr>
-              <w:spacing w:after="0" w:line="240" w:lineRule="auto"/>
-              <w:jc w:val="center"/>
-            </w:pPr>
-            <w:r>
-              <w:rPr>
-                <w:b w:val="0"/>
-                <w:sz w:val="16"/>
-              </w:rPr>
-              <w:t xml:space="preserve">Fault and disturbance tests, 6 h</w:t>
-            </w:r>
-          </w:p>
-        </w:tc>
-        <w:tc>
-          <w:tcPr>
-            <w:tcW w:w="3802" w:type="dxa"/>
-            <w:tcMar>
-              <w:top w:w="35" w:type="dxa"/>
-              <w:left w:w="70" w:type="dxa"/>
-              <w:bottom w:w="35" w:type="dxa"/>
-              <w:right w:w="70" w:type="dxa"/>
-            </w:tcMar>
-            <w:vAlign w:val="center"/>
-          </w:tcPr>
-          <w:p>
-            <w:pPr>
-              <w:spacing w:after="0" w:line="240" w:lineRule="auto"/>
-              <w:jc w:val="center"/>
-            </w:pPr>
-            <w:r>
-              <w:rPr>
-                <w:b w:val="0"/>
-                <w:sz w:val="16"/>
-              </w:rPr>
-              <w:t xml:space="preserve">Evaluate every acceptance test</w:t>
-            </w:r>
-          </w:p>
-        </w:tc>
-      </w:tr>
-      <w:tr>
-        <w:trPr>
-          <w:cantSplit/>
-        </w:trPr>
-        <w:tc>
-          <w:tcPr>
-            <w:tcW w:w="576" w:type="dxa"/>
-            <w:tcMar>
-              <w:top w:w="35" w:type="dxa"/>
-              <w:left w:w="70" w:type="dxa"/>
-              <w:bottom w:w="35" w:type="dxa"/>
-              <w:right w:w="70" w:type="dxa"/>
-            </w:tcMar>
-            <w:vAlign w:val="center"/>
-          </w:tcPr>
-          <w:p>
-            <w:pPr>
-              <w:spacing w:after="0" w:line="240" w:lineRule="auto"/>
-            </w:pPr>
-            <w:r>
-              <w:rPr>
-                <w:b w:val="0"/>
-                <w:sz w:val="16"/>
-              </w:rPr>
-              <w:t xml:space="preserve">6</w:t>
-            </w:r>
-          </w:p>
-        </w:tc>
-        <w:tc>
-          <w:tcPr>
-            <w:tcW w:w="3067" w:type="dxa"/>
-            <w:tcMar>
-              <w:top w:w="35" w:type="dxa"/>
-              <w:left w:w="70" w:type="dxa"/>
-              <w:bottom w:w="35" w:type="dxa"/>
-              <w:right w:w="70" w:type="dxa"/>
-            </w:tcMar>
-            <w:vAlign w:val="center"/>
-          </w:tcPr>
-          <w:p>
-            <w:pPr>
-              <w:spacing w:after="0" w:line="240" w:lineRule="auto"/>
-              <w:jc w:val="center"/>
-            </w:pPr>
-            <w:r>
-              <w:rPr>
-                <w:b w:val="0"/>
-                <w:sz w:val="16"/>
-              </w:rPr>
-              <w:t xml:space="preserve">Results and portfolio, 6 h</w:t>
-            </w:r>
-          </w:p>
-        </w:tc>
-        <w:tc>
-          <w:tcPr>
-            <w:tcW w:w="3067" w:type="dxa"/>
-            <w:tcMar>
-              <w:top w:w="35" w:type="dxa"/>
-              <w:left w:w="70" w:type="dxa"/>
-              <w:bottom w:w="35" w:type="dxa"/>
-              <w:right w:w="70" w:type="dxa"/>
-            </w:tcMar>
-            <w:vAlign w:val="center"/>
-          </w:tcPr>
-          <w:p>
-            <w:pPr>
-              <w:spacing w:after="0" w:line="240" w:lineRule="auto"/>
-              <w:jc w:val="center"/>
-            </w:pPr>
-            <w:r>
-              <w:rPr>
-                <w:b w:val="0"/>
-                <w:sz w:val="16"/>
-              </w:rPr>
-              <w:t xml:space="preserve">CAD, photos and video, 6 h</w:t>
-            </w:r>
-          </w:p>
-        </w:tc>
-        <w:tc>
-          <w:tcPr>
-            <w:tcW w:w="3802" w:type="dxa"/>
-            <w:tcMar>
-              <w:top w:w="35" w:type="dxa"/>
-              <w:left w:w="70" w:type="dxa"/>
-              <w:bottom w:w="35" w:type="dxa"/>
-              <w:right w:w="70" w:type="dxa"/>
-            </w:tcMar>
-            <w:vAlign w:val="center"/>
-          </w:tcPr>
-          <w:p>
-            <w:pPr>
-              <w:spacing w:after="0" w:line="240" w:lineRule="auto"/>
-              <w:jc w:val="center"/>
-            </w:pPr>
-            <w:r>
-              <w:rPr>
-                <w:b w:val="0"/>
-                <w:sz w:val="16"/>
-              </w:rPr>
-              <w:t xml:space="preserve">Joint checkoff and final report</w:t>
+              <w:t xml:space="preserve">Complete checkoff and final report</w:t>
             </w:r>
           </w:p>
         </w:tc>
       </w:tr>
     </w:tbl>
-    <w:p>
-      <w:pPr>
-        <w:pStyle w:val="Caption"/>
-      </w:pPr>
-    </w:p>
+    <w:p/>
     <w:sectPr>
       <w:footerReference w:type="default" r:id="rId2"/>
       <w:type w:val="nextPage"/>
       <w:pgSz w:w="12240" w:h="15840"/>
-      <w:pgMar w:top="792" w:right="864" w:bottom="749" w:left="864" w:header="288" w:footer="317" w:gutter="0"/>
+      <w:pgMar w:top="792" w:right="864" w:bottom="720" w:left="864" w:header="720" w:footer="288" w:gutter="0"/>
       <w:cols w:space="720" w:num="1"/>
       <w:docGrid w:linePitch="360"/>
     </w:sectPr>
@@ -2693,7 +2693,7 @@
       <w:rPr>
         <w:sz w:val="16"/>
       </w:rPr>
-      <w:t xml:space="preserve">ENGR 155  |  Magnetic levitation  |  </w:t>
+      <w:t xml:space="preserve">ENGR 155  |  Magnetic Levitation  |  </w:t>
     </w:r>
     <w:r>
       <w:fldChar w:fldCharType="begin"/>
@@ -3565,7 +3565,7 @@
     <w:name w:val="Normal"/>
     <w:qFormat/>
     <w:pPr>
-      <w:spacing w:after="80" w:line="247" w:lineRule="auto"/>
+      <w:spacing w:after="80" w:line="245" w:lineRule="auto"/>
     </w:pPr>
     <w:rPr>
       <w:rFonts w:ascii="Arial" w:hAnsi="Arial"/>
@@ -3621,7 +3621,7 @@
     <w:pPr>
       <w:keepNext/>
       <w:keepLines/>
-      <w:spacing w:before="140" w:after="60"/>
+      <w:spacing w:before="120" w:after="60"/>
       <w:outlineLvl w:val="0"/>
     </w:pPr>
     <w:rPr>
@@ -3650,7 +3650,7 @@
       <w:rFonts w:ascii="Calibri" w:hAnsi="Calibri"/>
       <w:b/>
       <w:bCs/>
-      <w:color w:val="000000"/>
+      <w:color w:val="4F81BD"/>
       <w:sz w:val="26"/>
       <w:szCs w:val="26"/>
     </w:rPr>
@@ -3900,7 +3900,7 @@
       <w:color w:val="000000"/>
       <w:spacing w:val="5"/>
       <w:kern w:val="28"/>
-      <w:sz w:val="36"/>
+      <w:sz w:val="34"/>
       <w:szCs w:val="52"/>
     </w:rPr>
   </w:style>
@@ -4293,7 +4293,7 @@
     <w:unhideWhenUsed/>
     <w:qFormat/>
     <w:pPr>
-      <w:spacing w:after="40" w:line="240" w:lineRule="auto"/>
+      <w:spacing w:after="60" w:line="240" w:lineRule="auto"/>
     </w:pPr>
     <w:rPr>
       <w:rFonts w:ascii="Arial" w:hAnsi="Arial"/>
@@ -4301,7 +4301,7 @@
       <w:bCs/>
       <w:i w:val="0"/>
       <w:color w:val="000000"/>
-      <w:sz w:val="17"/>
+      <w:sz w:val="16"/>
       <w:szCs w:val="18"/>
     </w:rPr>
   </w:style>
